--- a/laboratorio/repo-avance/lab3/parteTeoria.docx
+++ b/laboratorio/repo-avance/lab3/parteTeoria.docx
@@ -139,7 +139,7 @@
           <w:szCs w:val="32"/>
           <w:lang w:val="es-419"/>
         </w:rPr>
-        <w:t xml:space="preserve">Formulación y gestión de proyectos </w:t>
+        <w:t>Microcontroladores</w:t>
       </w:r>
     </w:p>
     <w:p>
@@ -170,30 +170,28 @@
           <w:szCs w:val="32"/>
           <w:lang w:val="es-419"/>
         </w:rPr>
-        <w:t>Practica 1 historia y tipos de aplicaciones web</w:t>
-      </w:r>
-    </w:p>
-    <w:p>
-      <w:pPr>
-        <w:jc w:val="center"/>
+        <w:t xml:space="preserve">Practica </w:t>
+      </w:r>
+      <w:r>
         <w:rPr>
           <w:rFonts w:ascii="Arial" w:hAnsi="Arial" w:cs="Arial"/>
           <w:sz w:val="32"/>
           <w:szCs w:val="32"/>
           <w:lang w:val="es-419"/>
         </w:rPr>
-      </w:pPr>
-    </w:p>
-    <w:p>
-      <w:pPr>
-        <w:jc w:val="center"/>
+        <w:t xml:space="preserve">3 </w:t>
+      </w:r>
+      <w:proofErr w:type="spellStart"/>
+      <w:r>
         <w:rPr>
           <w:rFonts w:ascii="Arial" w:hAnsi="Arial" w:cs="Arial"/>
           <w:sz w:val="32"/>
           <w:szCs w:val="32"/>
           <w:lang w:val="es-419"/>
         </w:rPr>
-      </w:pPr>
+        <w:t>delay</w:t>
+      </w:r>
+      <w:proofErr w:type="spellEnd"/>
       <w:r>
         <w:rPr>
           <w:rFonts w:ascii="Arial" w:hAnsi="Arial" w:cs="Arial"/>
@@ -201,7 +199,7 @@
           <w:szCs w:val="32"/>
           <w:lang w:val="es-419"/>
         </w:rPr>
-        <w:t xml:space="preserve">Erik garcia Chávez 01275973 </w:t>
+        <w:t xml:space="preserve"> por software</w:t>
       </w:r>
     </w:p>
     <w:p>
@@ -232,7 +230,7 @@
           <w:szCs w:val="32"/>
           <w:lang w:val="es-419"/>
         </w:rPr>
-        <w:t>Itzel barrera cazares</w:t>
+        <w:t xml:space="preserve">Erik garcia Chávez 01275973 </w:t>
       </w:r>
     </w:p>
     <w:p>
@@ -256,39 +254,33 @@
           <w:lang w:val="es-419"/>
         </w:rPr>
       </w:pPr>
-    </w:p>
-    <w:p>
-      <w:pPr>
-        <w:jc w:val="center"/>
+      <w:r>
         <w:rPr>
           <w:rFonts w:ascii="Arial" w:hAnsi="Arial" w:cs="Arial"/>
           <w:sz w:val="32"/>
           <w:szCs w:val="32"/>
           <w:lang w:val="es-419"/>
         </w:rPr>
-      </w:pPr>
-    </w:p>
-    <w:p>
-      <w:pPr>
-        <w:jc w:val="center"/>
+        <w:t>Jesús</w:t>
+      </w:r>
+      <w:r>
         <w:rPr>
           <w:rFonts w:ascii="Arial" w:hAnsi="Arial" w:cs="Arial"/>
           <w:sz w:val="32"/>
           <w:szCs w:val="32"/>
           <w:lang w:val="es-419"/>
         </w:rPr>
-      </w:pPr>
-    </w:p>
-    <w:p>
-      <w:pPr>
-        <w:jc w:val="center"/>
+        <w:t xml:space="preserve"> </w:t>
+      </w:r>
+      <w:r>
         <w:rPr>
           <w:rFonts w:ascii="Arial" w:hAnsi="Arial" w:cs="Arial"/>
           <w:sz w:val="32"/>
           <w:szCs w:val="32"/>
           <w:lang w:val="es-419"/>
         </w:rPr>
-      </w:pPr>
+        <w:t>Adán</w:t>
+      </w:r>
       <w:r>
         <w:rPr>
           <w:rFonts w:ascii="Arial" w:hAnsi="Arial" w:cs="Arial"/>
@@ -296,7 +288,98 @@
           <w:szCs w:val="32"/>
           <w:lang w:val="es-419"/>
         </w:rPr>
-        <w:t>11 de febrero del 2025</w:t>
+        <w:t xml:space="preserve"> </w:t>
+      </w:r>
+      <w:r>
+        <w:rPr>
+          <w:rFonts w:ascii="Arial" w:hAnsi="Arial" w:cs="Arial"/>
+          <w:sz w:val="32"/>
+          <w:szCs w:val="32"/>
+          <w:lang w:val="es-419"/>
+        </w:rPr>
+        <w:t xml:space="preserve">Garcia </w:t>
+      </w:r>
+      <w:r>
+        <w:rPr>
+          <w:rFonts w:ascii="Arial" w:hAnsi="Arial" w:cs="Arial"/>
+          <w:sz w:val="32"/>
+          <w:szCs w:val="32"/>
+          <w:lang w:val="es-419"/>
+        </w:rPr>
+        <w:t>López</w:t>
+      </w:r>
+    </w:p>
+    <w:p>
+      <w:pPr>
+        <w:jc w:val="center"/>
+        <w:rPr>
+          <w:rFonts w:ascii="Arial" w:hAnsi="Arial" w:cs="Arial"/>
+          <w:sz w:val="32"/>
+          <w:szCs w:val="32"/>
+          <w:lang w:val="es-419"/>
+        </w:rPr>
+      </w:pPr>
+    </w:p>
+    <w:p>
+      <w:pPr>
+        <w:jc w:val="center"/>
+        <w:rPr>
+          <w:rFonts w:ascii="Arial" w:hAnsi="Arial" w:cs="Arial"/>
+          <w:sz w:val="32"/>
+          <w:szCs w:val="32"/>
+          <w:lang w:val="es-419"/>
+        </w:rPr>
+      </w:pPr>
+    </w:p>
+    <w:p>
+      <w:pPr>
+        <w:jc w:val="center"/>
+        <w:rPr>
+          <w:rFonts w:ascii="Arial" w:hAnsi="Arial" w:cs="Arial"/>
+          <w:sz w:val="32"/>
+          <w:szCs w:val="32"/>
+          <w:lang w:val="es-419"/>
+        </w:rPr>
+      </w:pPr>
+    </w:p>
+    <w:p>
+      <w:pPr>
+        <w:jc w:val="center"/>
+        <w:rPr>
+          <w:rFonts w:ascii="Arial" w:hAnsi="Arial" w:cs="Arial"/>
+          <w:sz w:val="32"/>
+          <w:szCs w:val="32"/>
+          <w:lang w:val="es-419"/>
+        </w:rPr>
+      </w:pPr>
+    </w:p>
+    <w:p>
+      <w:pPr>
+        <w:jc w:val="center"/>
+        <w:rPr>
+          <w:rFonts w:ascii="Arial" w:hAnsi="Arial" w:cs="Arial"/>
+          <w:sz w:val="32"/>
+          <w:szCs w:val="32"/>
+          <w:lang w:val="es-419"/>
+        </w:rPr>
+      </w:pPr>
+      <w:r>
+        <w:rPr>
+          <w:rFonts w:ascii="Arial" w:hAnsi="Arial" w:cs="Arial"/>
+          <w:sz w:val="32"/>
+          <w:szCs w:val="32"/>
+          <w:lang w:val="es-419"/>
+        </w:rPr>
+        <w:t>28</w:t>
+      </w:r>
+      <w:r>
+        <w:rPr>
+          <w:rFonts w:ascii="Arial" w:hAnsi="Arial" w:cs="Arial"/>
+          <w:sz w:val="32"/>
+          <w:szCs w:val="32"/>
+          <w:lang w:val="es-419"/>
+        </w:rPr>
+        <w:t xml:space="preserve"> de febrero del 2025</w:t>
       </w:r>
     </w:p>
     <w:p>
@@ -316,18 +399,44 @@
           <w:lang w:val="es-419"/>
         </w:rPr>
         <w:lastRenderedPageBreak/>
-        <w:t xml:space="preserve">Ecuaciones para los retardo de 103uS,  1mS y 1S: </w:t>
-      </w:r>
-    </w:p>
-    <w:p>
-      <w:pPr>
-        <w:rPr>
-          <w:rFonts w:ascii="Arial" w:hAnsi="Arial" w:cs="Arial"/>
-          <w:sz w:val="24"/>
-          <w:szCs w:val="24"/>
-          <w:lang w:val="es-419"/>
-        </w:rPr>
-      </w:pPr>
+        <w:t xml:space="preserve">Ecuaciones para </w:t>
+      </w:r>
+      <w:r>
+        <w:rPr>
+          <w:rFonts w:ascii="Arial" w:hAnsi="Arial" w:cs="Arial"/>
+          <w:sz w:val="24"/>
+          <w:szCs w:val="24"/>
+          <w:lang w:val="es-419"/>
+        </w:rPr>
+        <w:t>los retardos</w:t>
+      </w:r>
+      <w:r>
+        <w:rPr>
+          <w:rFonts w:ascii="Arial" w:hAnsi="Arial" w:cs="Arial"/>
+          <w:sz w:val="24"/>
+          <w:szCs w:val="24"/>
+          <w:lang w:val="es-419"/>
+        </w:rPr>
+        <w:t xml:space="preserve"> de 103</w:t>
+      </w:r>
+      <w:r>
+        <w:rPr>
+          <w:rFonts w:ascii="Arial" w:hAnsi="Arial" w:cs="Arial"/>
+          <w:sz w:val="24"/>
+          <w:szCs w:val="24"/>
+          <w:lang w:val="es-419"/>
+        </w:rPr>
+        <w:t>uS, 1</w:t>
+      </w:r>
+      <w:r>
+        <w:rPr>
+          <w:rFonts w:ascii="Arial" w:hAnsi="Arial" w:cs="Arial"/>
+          <w:sz w:val="24"/>
+          <w:szCs w:val="24"/>
+          <w:lang w:val="es-419"/>
+        </w:rPr>
+        <w:t xml:space="preserve">mS y 1S: </w:t>
+      </w:r>
     </w:p>
     <w:p>
       <w:pPr>
@@ -439,16 +548,36 @@
           <w:szCs w:val="24"/>
           <w:lang w:val="es-419"/>
         </w:rPr>
-        <w:t xml:space="preserve"> -&gt;  </w:t>
-      </w:r>
-      <w:r>
-        <w:rPr>
-          <w:rFonts w:ascii="Arial" w:hAnsi="Arial" w:cs="Arial"/>
-          <w:sz w:val="24"/>
-          <w:szCs w:val="24"/>
-          <w:lang w:val="es-419"/>
-        </w:rPr>
-        <w:t>7x + 5xy + 5xyz+ 13 = 1648</w:t>
+        <w:t xml:space="preserve"> -</w:t>
+      </w:r>
+      <w:proofErr w:type="gramStart"/>
+      <w:r>
+        <w:rPr>
+          <w:rFonts w:ascii="Arial" w:hAnsi="Arial" w:cs="Arial"/>
+          <w:sz w:val="24"/>
+          <w:szCs w:val="24"/>
+          <w:lang w:val="es-419"/>
+        </w:rPr>
+        <w:t xml:space="preserve">&gt;  </w:t>
+      </w:r>
+      <w:r>
+        <w:rPr>
+          <w:rFonts w:ascii="Arial" w:hAnsi="Arial" w:cs="Arial"/>
+          <w:sz w:val="24"/>
+          <w:szCs w:val="24"/>
+          <w:lang w:val="es-419"/>
+        </w:rPr>
+        <w:t>7</w:t>
+      </w:r>
+      <w:proofErr w:type="gramEnd"/>
+      <w:r>
+        <w:rPr>
+          <w:rFonts w:ascii="Arial" w:hAnsi="Arial" w:cs="Arial"/>
+          <w:sz w:val="24"/>
+          <w:szCs w:val="24"/>
+          <w:lang w:val="es-419"/>
+        </w:rPr>
+        <w:t>x + 5xy + 5xyz+ 13 = 1648</w:t>
       </w:r>
       <w:r>
         <w:rPr>
@@ -474,14 +603,25 @@
           <w:lang w:val="es-419"/>
         </w:rPr>
       </w:pPr>
-      <w:r>
-        <w:rPr>
-          <w:rFonts w:ascii="Arial" w:hAnsi="Arial" w:cs="Arial"/>
-          <w:sz w:val="24"/>
-          <w:szCs w:val="24"/>
-          <w:lang w:val="es-419"/>
-        </w:rPr>
-        <w:t>x(7+ 5y + 5yz) + 13 = 1648</w:t>
+      <w:proofErr w:type="gramStart"/>
+      <w:r>
+        <w:rPr>
+          <w:rFonts w:ascii="Arial" w:hAnsi="Arial" w:cs="Arial"/>
+          <w:sz w:val="24"/>
+          <w:szCs w:val="24"/>
+          <w:lang w:val="es-419"/>
+        </w:rPr>
+        <w:t>x(</w:t>
+      </w:r>
+      <w:proofErr w:type="gramEnd"/>
+      <w:r>
+        <w:rPr>
+          <w:rFonts w:ascii="Arial" w:hAnsi="Arial" w:cs="Arial"/>
+          <w:sz w:val="24"/>
+          <w:szCs w:val="24"/>
+          <w:lang w:val="es-419"/>
+        </w:rPr>
+        <w:t>7+ 5y + 5yz) + 13 = 1648</w:t>
       </w:r>
       <w:r>
         <w:rPr>
@@ -509,7 +649,27 @@
           <w:szCs w:val="24"/>
           <w:lang w:val="es-419"/>
         </w:rPr>
-        <w:t xml:space="preserve">7(5 ) + 5(5*8) + 5 (5 * 8 * 7) = 1648// </w:t>
+        <w:t>7(</w:t>
+      </w:r>
+      <w:proofErr w:type="gramStart"/>
+      <w:r>
+        <w:rPr>
+          <w:rFonts w:ascii="Arial" w:hAnsi="Arial" w:cs="Arial"/>
+          <w:sz w:val="24"/>
+          <w:szCs w:val="24"/>
+          <w:lang w:val="es-419"/>
+        </w:rPr>
+        <w:t>5 )</w:t>
+      </w:r>
+      <w:proofErr w:type="gramEnd"/>
+      <w:r>
+        <w:rPr>
+          <w:rFonts w:ascii="Arial" w:hAnsi="Arial" w:cs="Arial"/>
+          <w:sz w:val="24"/>
+          <w:szCs w:val="24"/>
+          <w:lang w:val="es-419"/>
+        </w:rPr>
+        <w:t xml:space="preserve"> + 5(5*8) + 5 (5 * 8 * 7) = 1648// </w:t>
       </w:r>
     </w:p>
     <w:p>
@@ -666,7 +826,27 @@
           <w:szCs w:val="24"/>
           <w:lang w:val="es-419"/>
         </w:rPr>
-        <w:t xml:space="preserve"> r21 ; 1</w:t>
+        <w:t xml:space="preserve"> r</w:t>
+      </w:r>
+      <w:proofErr w:type="gramStart"/>
+      <w:r>
+        <w:rPr>
+          <w:rFonts w:ascii="Arial" w:hAnsi="Arial" w:cs="Arial"/>
+          <w:sz w:val="24"/>
+          <w:szCs w:val="24"/>
+          <w:lang w:val="es-419"/>
+        </w:rPr>
+        <w:t>21 ;</w:t>
+      </w:r>
+      <w:proofErr w:type="gramEnd"/>
+      <w:r>
+        <w:rPr>
+          <w:rFonts w:ascii="Arial" w:hAnsi="Arial" w:cs="Arial"/>
+          <w:sz w:val="24"/>
+          <w:szCs w:val="24"/>
+          <w:lang w:val="es-419"/>
+        </w:rPr>
+        <w:t xml:space="preserve"> 1</w:t>
       </w:r>
     </w:p>
     <w:p>
@@ -872,6 +1052,7 @@
         <w:tab/>
       </w:r>
       <w:proofErr w:type="spellStart"/>
+      <w:proofErr w:type="gramStart"/>
       <w:r>
         <w:rPr>
           <w:rFonts w:ascii="Arial" w:hAnsi="Arial" w:cs="Arial"/>
@@ -887,7 +1068,16 @@
           <w:sz w:val="24"/>
           <w:szCs w:val="24"/>
         </w:rPr>
-        <w:t xml:space="preserve"> ; -&gt;1x</w:t>
+        <w:t xml:space="preserve"> ;</w:t>
+      </w:r>
+      <w:proofErr w:type="gramEnd"/>
+      <w:r>
+        <w:rPr>
+          <w:rFonts w:ascii="Arial" w:hAnsi="Arial" w:cs="Arial"/>
+          <w:sz w:val="24"/>
+          <w:szCs w:val="24"/>
+        </w:rPr>
+        <w:t xml:space="preserve"> -&gt;1x</w:t>
       </w:r>
     </w:p>
     <w:p>
@@ -1097,6 +1287,41 @@
           <w:sz w:val="24"/>
           <w:szCs w:val="24"/>
         </w:rPr>
+        <w:tab/>
+      </w:r>
+      <w:proofErr w:type="spellStart"/>
+      <w:r>
+        <w:rPr>
+          <w:rFonts w:ascii="Arial" w:hAnsi="Arial" w:cs="Arial"/>
+          <w:sz w:val="24"/>
+          <w:szCs w:val="24"/>
+        </w:rPr>
+        <w:t>nop</w:t>
+      </w:r>
+      <w:proofErr w:type="spellEnd"/>
+      <w:r>
+        <w:rPr>
+          <w:rFonts w:ascii="Arial" w:hAnsi="Arial" w:cs="Arial"/>
+          <w:sz w:val="24"/>
+          <w:szCs w:val="24"/>
+        </w:rPr>
+        <w:t xml:space="preserve"> ;1zyx</w:t>
+      </w:r>
+    </w:p>
+    <w:p>
+      <w:pPr>
+        <w:rPr>
+          <w:rFonts w:ascii="Arial" w:hAnsi="Arial" w:cs="Arial"/>
+          <w:sz w:val="24"/>
+          <w:szCs w:val="24"/>
+        </w:rPr>
+      </w:pPr>
+      <w:r>
+        <w:rPr>
+          <w:rFonts w:ascii="Arial" w:hAnsi="Arial" w:cs="Arial"/>
+          <w:sz w:val="24"/>
+          <w:szCs w:val="24"/>
+        </w:rPr>
         <w:lastRenderedPageBreak/>
         <w:tab/>
       </w:r>
@@ -1116,26 +1341,204 @@
           <w:sz w:val="24"/>
           <w:szCs w:val="24"/>
         </w:rPr>
-        <w:t xml:space="preserve"> ;1zyx</w:t>
-      </w:r>
-    </w:p>
-    <w:p>
-      <w:pPr>
-        <w:rPr>
-          <w:rFonts w:ascii="Arial" w:hAnsi="Arial" w:cs="Arial"/>
-          <w:sz w:val="24"/>
-          <w:szCs w:val="24"/>
-        </w:rPr>
-      </w:pPr>
-      <w:r>
-        <w:rPr>
-          <w:rFonts w:ascii="Arial" w:hAnsi="Arial" w:cs="Arial"/>
-          <w:sz w:val="24"/>
-          <w:szCs w:val="24"/>
-        </w:rPr>
-        <w:tab/>
-      </w:r>
-      <w:proofErr w:type="spellStart"/>
+        <w:t xml:space="preserve"> ;1xyz</w:t>
+      </w:r>
+    </w:p>
+    <w:p>
+      <w:pPr>
+        <w:rPr>
+          <w:rFonts w:ascii="Arial" w:hAnsi="Arial" w:cs="Arial"/>
+          <w:sz w:val="24"/>
+          <w:szCs w:val="24"/>
+        </w:rPr>
+      </w:pPr>
+      <w:r>
+        <w:rPr>
+          <w:rFonts w:ascii="Arial" w:hAnsi="Arial" w:cs="Arial"/>
+          <w:sz w:val="24"/>
+          <w:szCs w:val="24"/>
+        </w:rPr>
+        <w:tab/>
+      </w:r>
+      <w:proofErr w:type="spellStart"/>
+      <w:r>
+        <w:rPr>
+          <w:rFonts w:ascii="Arial" w:hAnsi="Arial" w:cs="Arial"/>
+          <w:sz w:val="24"/>
+          <w:szCs w:val="24"/>
+        </w:rPr>
+        <w:t>brne</w:t>
+      </w:r>
+      <w:proofErr w:type="spellEnd"/>
+      <w:r>
+        <w:rPr>
+          <w:rFonts w:ascii="Arial" w:hAnsi="Arial" w:cs="Arial"/>
+          <w:sz w:val="24"/>
+          <w:szCs w:val="24"/>
+        </w:rPr>
+        <w:t xml:space="preserve"> nxt</w:t>
+      </w:r>
+      <w:proofErr w:type="gramStart"/>
+      <w:r>
+        <w:rPr>
+          <w:rFonts w:ascii="Arial" w:hAnsi="Arial" w:cs="Arial"/>
+          <w:sz w:val="24"/>
+          <w:szCs w:val="24"/>
+        </w:rPr>
+        <w:t>1 ;</w:t>
+      </w:r>
+      <w:proofErr w:type="gramEnd"/>
+      <w:r>
+        <w:rPr>
+          <w:rFonts w:ascii="Arial" w:hAnsi="Arial" w:cs="Arial"/>
+          <w:sz w:val="24"/>
+          <w:szCs w:val="24"/>
+        </w:rPr>
+        <w:t xml:space="preserve"> </w:t>
+      </w:r>
+      <w:proofErr w:type="spellStart"/>
+      <w:r>
+        <w:rPr>
+          <w:rFonts w:ascii="Arial" w:hAnsi="Arial" w:cs="Arial"/>
+          <w:sz w:val="24"/>
+          <w:szCs w:val="24"/>
+        </w:rPr>
+        <w:t>xy</w:t>
+      </w:r>
+      <w:proofErr w:type="spellEnd"/>
+      <w:r>
+        <w:rPr>
+          <w:rFonts w:ascii="Arial" w:hAnsi="Arial" w:cs="Arial"/>
+          <w:sz w:val="24"/>
+          <w:szCs w:val="24"/>
+        </w:rPr>
+        <w:t>(2z-1)</w:t>
+      </w:r>
+    </w:p>
+    <w:p>
+      <w:pPr>
+        <w:rPr>
+          <w:rFonts w:ascii="Arial" w:hAnsi="Arial" w:cs="Arial"/>
+          <w:sz w:val="24"/>
+          <w:szCs w:val="24"/>
+        </w:rPr>
+      </w:pPr>
+      <w:r>
+        <w:rPr>
+          <w:rFonts w:ascii="Arial" w:hAnsi="Arial" w:cs="Arial"/>
+          <w:sz w:val="24"/>
+          <w:szCs w:val="24"/>
+        </w:rPr>
+        <w:tab/>
+        <w:t>;----------</w:t>
+      </w:r>
+    </w:p>
+    <w:p>
+      <w:pPr>
+        <w:rPr>
+          <w:rFonts w:ascii="Arial" w:hAnsi="Arial" w:cs="Arial"/>
+          <w:sz w:val="24"/>
+          <w:szCs w:val="24"/>
+        </w:rPr>
+      </w:pPr>
+      <w:r>
+        <w:rPr>
+          <w:rFonts w:ascii="Arial" w:hAnsi="Arial" w:cs="Arial"/>
+          <w:sz w:val="24"/>
+          <w:szCs w:val="24"/>
+        </w:rPr>
+        <w:tab/>
+        <w:t xml:space="preserve">;3xyz + </w:t>
+      </w:r>
+      <w:proofErr w:type="spellStart"/>
+      <w:r>
+        <w:rPr>
+          <w:rFonts w:ascii="Arial" w:hAnsi="Arial" w:cs="Arial"/>
+          <w:sz w:val="24"/>
+          <w:szCs w:val="24"/>
+        </w:rPr>
+        <w:t>xy</w:t>
+      </w:r>
+      <w:proofErr w:type="spellEnd"/>
+      <w:r>
+        <w:rPr>
+          <w:rFonts w:ascii="Arial" w:hAnsi="Arial" w:cs="Arial"/>
+          <w:sz w:val="24"/>
+          <w:szCs w:val="24"/>
+        </w:rPr>
+        <w:t>(2z-1)</w:t>
+      </w:r>
+    </w:p>
+    <w:p>
+      <w:pPr>
+        <w:rPr>
+          <w:rFonts w:ascii="Arial" w:hAnsi="Arial" w:cs="Arial"/>
+          <w:sz w:val="24"/>
+          <w:szCs w:val="24"/>
+        </w:rPr>
+      </w:pPr>
+      <w:r>
+        <w:rPr>
+          <w:rFonts w:ascii="Arial" w:hAnsi="Arial" w:cs="Arial"/>
+          <w:sz w:val="24"/>
+          <w:szCs w:val="24"/>
+        </w:rPr>
+        <w:t>nxt2:</w:t>
+      </w:r>
+    </w:p>
+    <w:p>
+      <w:pPr>
+        <w:rPr>
+          <w:rFonts w:ascii="Arial" w:hAnsi="Arial" w:cs="Arial"/>
+          <w:sz w:val="24"/>
+          <w:szCs w:val="24"/>
+        </w:rPr>
+      </w:pPr>
+      <w:r>
+        <w:rPr>
+          <w:rFonts w:ascii="Arial" w:hAnsi="Arial" w:cs="Arial"/>
+          <w:sz w:val="24"/>
+          <w:szCs w:val="24"/>
+        </w:rPr>
+        <w:tab/>
+      </w:r>
+      <w:proofErr w:type="spellStart"/>
+      <w:r>
+        <w:rPr>
+          <w:rFonts w:ascii="Arial" w:hAnsi="Arial" w:cs="Arial"/>
+          <w:sz w:val="24"/>
+          <w:szCs w:val="24"/>
+        </w:rPr>
+        <w:t>ldi</w:t>
+      </w:r>
+      <w:proofErr w:type="spellEnd"/>
+      <w:r>
+        <w:rPr>
+          <w:rFonts w:ascii="Arial" w:hAnsi="Arial" w:cs="Arial"/>
+          <w:sz w:val="24"/>
+          <w:szCs w:val="24"/>
+        </w:rPr>
+        <w:t xml:space="preserve"> r21,7 ;-&gt; 1xy</w:t>
+      </w:r>
+    </w:p>
+    <w:p>
+      <w:pPr>
+        <w:rPr>
+          <w:rFonts w:ascii="Arial" w:hAnsi="Arial" w:cs="Arial"/>
+          <w:sz w:val="24"/>
+          <w:szCs w:val="24"/>
+        </w:rPr>
+      </w:pPr>
+      <w:r>
+        <w:rPr>
+          <w:rFonts w:ascii="Arial" w:hAnsi="Arial" w:cs="Arial"/>
+          <w:sz w:val="24"/>
+          <w:szCs w:val="24"/>
+        </w:rPr>
+        <w:tab/>
+      </w:r>
+      <w:proofErr w:type="spellStart"/>
+      <w:proofErr w:type="gramStart"/>
       <w:r>
         <w:rPr>
           <w:rFonts w:ascii="Arial" w:hAnsi="Arial" w:cs="Arial"/>
@@ -1151,31 +1554,104 @@
           <w:sz w:val="24"/>
           <w:szCs w:val="24"/>
         </w:rPr>
-        <w:t xml:space="preserve"> ;1xyz</w:t>
-      </w:r>
-    </w:p>
-    <w:p>
-      <w:pPr>
-        <w:rPr>
-          <w:rFonts w:ascii="Arial" w:hAnsi="Arial" w:cs="Arial"/>
-          <w:sz w:val="24"/>
-          <w:szCs w:val="24"/>
-        </w:rPr>
-      </w:pPr>
-      <w:r>
-        <w:rPr>
-          <w:rFonts w:ascii="Arial" w:hAnsi="Arial" w:cs="Arial"/>
-          <w:sz w:val="24"/>
-          <w:szCs w:val="24"/>
-        </w:rPr>
-        <w:tab/>
-      </w:r>
-      <w:proofErr w:type="spellStart"/>
-      <w:r>
-        <w:rPr>
-          <w:rFonts w:ascii="Arial" w:hAnsi="Arial" w:cs="Arial"/>
-          <w:sz w:val="24"/>
-          <w:szCs w:val="24"/>
+        <w:t xml:space="preserve"> ;</w:t>
+      </w:r>
+      <w:proofErr w:type="gramEnd"/>
+      <w:r>
+        <w:rPr>
+          <w:rFonts w:ascii="Arial" w:hAnsi="Arial" w:cs="Arial"/>
+          <w:sz w:val="24"/>
+          <w:szCs w:val="24"/>
+        </w:rPr>
+        <w:t xml:space="preserve"> 1xy</w:t>
+      </w:r>
+    </w:p>
+    <w:p>
+      <w:pPr>
+        <w:rPr>
+          <w:rFonts w:ascii="Arial" w:hAnsi="Arial" w:cs="Arial"/>
+          <w:sz w:val="24"/>
+          <w:szCs w:val="24"/>
+        </w:rPr>
+      </w:pPr>
+      <w:r>
+        <w:rPr>
+          <w:rFonts w:ascii="Arial" w:hAnsi="Arial" w:cs="Arial"/>
+          <w:sz w:val="24"/>
+          <w:szCs w:val="24"/>
+        </w:rPr>
+        <w:tab/>
+      </w:r>
+      <w:proofErr w:type="spellStart"/>
+      <w:r>
+        <w:rPr>
+          <w:rFonts w:ascii="Arial" w:hAnsi="Arial" w:cs="Arial"/>
+          <w:sz w:val="24"/>
+          <w:szCs w:val="24"/>
+        </w:rPr>
+        <w:t>nop</w:t>
+      </w:r>
+      <w:proofErr w:type="spellEnd"/>
+      <w:r>
+        <w:rPr>
+          <w:rFonts w:ascii="Arial" w:hAnsi="Arial" w:cs="Arial"/>
+          <w:sz w:val="24"/>
+          <w:szCs w:val="24"/>
+        </w:rPr>
+        <w:t xml:space="preserve"> ;1xy</w:t>
+      </w:r>
+    </w:p>
+    <w:p>
+      <w:pPr>
+        <w:rPr>
+          <w:rFonts w:ascii="Arial" w:hAnsi="Arial" w:cs="Arial"/>
+          <w:sz w:val="24"/>
+          <w:szCs w:val="24"/>
+        </w:rPr>
+      </w:pPr>
+      <w:r>
+        <w:rPr>
+          <w:rFonts w:ascii="Arial" w:hAnsi="Arial" w:cs="Arial"/>
+          <w:sz w:val="24"/>
+          <w:szCs w:val="24"/>
+        </w:rPr>
+        <w:tab/>
+        <w:t>dec r20</w:t>
+      </w:r>
+      <w:r>
+        <w:rPr>
+          <w:rFonts w:ascii="Arial" w:hAnsi="Arial" w:cs="Arial"/>
+          <w:sz w:val="24"/>
+          <w:szCs w:val="24"/>
+        </w:rPr>
+        <w:tab/>
+        <w:t>;-&gt; 1xy</w:t>
+      </w:r>
+    </w:p>
+    <w:p>
+      <w:pPr>
+        <w:rPr>
+          <w:rFonts w:ascii="Arial" w:hAnsi="Arial" w:cs="Arial"/>
+          <w:sz w:val="24"/>
+          <w:szCs w:val="24"/>
+          <w:lang w:val="es-419"/>
+        </w:rPr>
+      </w:pPr>
+      <w:r>
+        <w:rPr>
+          <w:rFonts w:ascii="Arial" w:hAnsi="Arial" w:cs="Arial"/>
+          <w:sz w:val="24"/>
+          <w:szCs w:val="24"/>
+        </w:rPr>
+        <w:tab/>
+      </w:r>
+      <w:proofErr w:type="spellStart"/>
+      <w:r>
+        <w:rPr>
+          <w:rFonts w:ascii="Arial" w:hAnsi="Arial" w:cs="Arial"/>
+          <w:sz w:val="24"/>
+          <w:szCs w:val="24"/>
+          <w:lang w:val="es-419"/>
         </w:rPr>
         <w:t>brne</w:t>
       </w:r>
@@ -1185,151 +1661,133 @@
           <w:rFonts w:ascii="Arial" w:hAnsi="Arial" w:cs="Arial"/>
           <w:sz w:val="24"/>
           <w:szCs w:val="24"/>
-        </w:rPr>
-        <w:t xml:space="preserve"> nxt1 ; </w:t>
-      </w:r>
-      <w:proofErr w:type="spellStart"/>
-      <w:r>
-        <w:rPr>
-          <w:rFonts w:ascii="Arial" w:hAnsi="Arial" w:cs="Arial"/>
-          <w:sz w:val="24"/>
-          <w:szCs w:val="24"/>
-        </w:rPr>
-        <w:t>xy</w:t>
-      </w:r>
-      <w:proofErr w:type="spellEnd"/>
-      <w:r>
-        <w:rPr>
-          <w:rFonts w:ascii="Arial" w:hAnsi="Arial" w:cs="Arial"/>
-          <w:sz w:val="24"/>
-          <w:szCs w:val="24"/>
-        </w:rPr>
-        <w:t>(2z-1)</w:t>
-      </w:r>
-    </w:p>
-    <w:p>
-      <w:pPr>
-        <w:rPr>
-          <w:rFonts w:ascii="Arial" w:hAnsi="Arial" w:cs="Arial"/>
-          <w:sz w:val="24"/>
-          <w:szCs w:val="24"/>
-        </w:rPr>
-      </w:pPr>
-      <w:r>
-        <w:rPr>
-          <w:rFonts w:ascii="Arial" w:hAnsi="Arial" w:cs="Arial"/>
-          <w:sz w:val="24"/>
-          <w:szCs w:val="24"/>
-        </w:rPr>
-        <w:tab/>
-        <w:t>;----------</w:t>
-      </w:r>
-    </w:p>
-    <w:p>
-      <w:pPr>
-        <w:rPr>
-          <w:rFonts w:ascii="Arial" w:hAnsi="Arial" w:cs="Arial"/>
-          <w:sz w:val="24"/>
-          <w:szCs w:val="24"/>
-        </w:rPr>
-      </w:pPr>
-      <w:r>
-        <w:rPr>
-          <w:rFonts w:ascii="Arial" w:hAnsi="Arial" w:cs="Arial"/>
-          <w:sz w:val="24"/>
-          <w:szCs w:val="24"/>
-        </w:rPr>
-        <w:tab/>
-        <w:t xml:space="preserve">;3xyz + </w:t>
-      </w:r>
-      <w:proofErr w:type="spellStart"/>
-      <w:r>
-        <w:rPr>
-          <w:rFonts w:ascii="Arial" w:hAnsi="Arial" w:cs="Arial"/>
-          <w:sz w:val="24"/>
-          <w:szCs w:val="24"/>
-        </w:rPr>
-        <w:t>xy</w:t>
-      </w:r>
-      <w:proofErr w:type="spellEnd"/>
-      <w:r>
-        <w:rPr>
-          <w:rFonts w:ascii="Arial" w:hAnsi="Arial" w:cs="Arial"/>
-          <w:sz w:val="24"/>
-          <w:szCs w:val="24"/>
-        </w:rPr>
-        <w:t>(2z-1)</w:t>
-      </w:r>
-    </w:p>
-    <w:p>
-      <w:pPr>
-        <w:rPr>
-          <w:rFonts w:ascii="Arial" w:hAnsi="Arial" w:cs="Arial"/>
-          <w:sz w:val="24"/>
-          <w:szCs w:val="24"/>
-        </w:rPr>
-      </w:pPr>
-      <w:r>
-        <w:rPr>
-          <w:rFonts w:ascii="Arial" w:hAnsi="Arial" w:cs="Arial"/>
-          <w:sz w:val="24"/>
-          <w:szCs w:val="24"/>
-        </w:rPr>
-        <w:t>nxt2:</w:t>
-      </w:r>
-    </w:p>
-    <w:p>
-      <w:pPr>
-        <w:rPr>
-          <w:rFonts w:ascii="Arial" w:hAnsi="Arial" w:cs="Arial"/>
-          <w:sz w:val="24"/>
-          <w:szCs w:val="24"/>
-        </w:rPr>
-      </w:pPr>
-      <w:r>
-        <w:rPr>
-          <w:rFonts w:ascii="Arial" w:hAnsi="Arial" w:cs="Arial"/>
-          <w:sz w:val="24"/>
-          <w:szCs w:val="24"/>
-        </w:rPr>
-        <w:tab/>
-      </w:r>
-      <w:proofErr w:type="spellStart"/>
-      <w:r>
-        <w:rPr>
-          <w:rFonts w:ascii="Arial" w:hAnsi="Arial" w:cs="Arial"/>
-          <w:sz w:val="24"/>
-          <w:szCs w:val="24"/>
-        </w:rPr>
-        <w:t>ldi</w:t>
-      </w:r>
-      <w:proofErr w:type="spellEnd"/>
-      <w:r>
-        <w:rPr>
-          <w:rFonts w:ascii="Arial" w:hAnsi="Arial" w:cs="Arial"/>
-          <w:sz w:val="24"/>
-          <w:szCs w:val="24"/>
-        </w:rPr>
-        <w:t xml:space="preserve"> r21,7 ;-&gt; 1xy</w:t>
-      </w:r>
-    </w:p>
-    <w:p>
-      <w:pPr>
-        <w:rPr>
-          <w:rFonts w:ascii="Arial" w:hAnsi="Arial" w:cs="Arial"/>
-          <w:sz w:val="24"/>
-          <w:szCs w:val="24"/>
-        </w:rPr>
-      </w:pPr>
-      <w:r>
-        <w:rPr>
-          <w:rFonts w:ascii="Arial" w:hAnsi="Arial" w:cs="Arial"/>
-          <w:sz w:val="24"/>
-          <w:szCs w:val="24"/>
-        </w:rPr>
-        <w:tab/>
-      </w:r>
-      <w:proofErr w:type="spellStart"/>
+          <w:lang w:val="es-419"/>
+        </w:rPr>
+        <w:t xml:space="preserve"> nxt</w:t>
+      </w:r>
+      <w:proofErr w:type="gramStart"/>
+      <w:r>
+        <w:rPr>
+          <w:rFonts w:ascii="Arial" w:hAnsi="Arial" w:cs="Arial"/>
+          <w:sz w:val="24"/>
+          <w:szCs w:val="24"/>
+          <w:lang w:val="es-419"/>
+        </w:rPr>
+        <w:t>1 ;</w:t>
+      </w:r>
+      <w:proofErr w:type="gramEnd"/>
+      <w:r>
+        <w:rPr>
+          <w:rFonts w:ascii="Arial" w:hAnsi="Arial" w:cs="Arial"/>
+          <w:sz w:val="24"/>
+          <w:szCs w:val="24"/>
+          <w:lang w:val="es-419"/>
+        </w:rPr>
+        <w:t xml:space="preserve"> x(2y-1)</w:t>
+      </w:r>
+    </w:p>
+    <w:p>
+      <w:pPr>
+        <w:rPr>
+          <w:rFonts w:ascii="Arial" w:hAnsi="Arial" w:cs="Arial"/>
+          <w:sz w:val="24"/>
+          <w:szCs w:val="24"/>
+          <w:lang w:val="es-419"/>
+        </w:rPr>
+      </w:pPr>
+      <w:r>
+        <w:rPr>
+          <w:rFonts w:ascii="Arial" w:hAnsi="Arial" w:cs="Arial"/>
+          <w:sz w:val="24"/>
+          <w:szCs w:val="24"/>
+          <w:lang w:val="es-419"/>
+        </w:rPr>
+        <w:tab/>
+        <w:t>;---------------------</w:t>
+      </w:r>
+    </w:p>
+    <w:p>
+      <w:pPr>
+        <w:rPr>
+          <w:rFonts w:ascii="Arial" w:hAnsi="Arial" w:cs="Arial"/>
+          <w:sz w:val="24"/>
+          <w:szCs w:val="24"/>
+          <w:lang w:val="es-419"/>
+        </w:rPr>
+      </w:pPr>
+      <w:r>
+        <w:rPr>
+          <w:rFonts w:ascii="Arial" w:hAnsi="Arial" w:cs="Arial"/>
+          <w:sz w:val="24"/>
+          <w:szCs w:val="24"/>
+          <w:lang w:val="es-419"/>
+        </w:rPr>
+        <w:tab/>
+        <w:t>;4xy + x(2y-1)</w:t>
+      </w:r>
+    </w:p>
+    <w:p>
+      <w:pPr>
+        <w:rPr>
+          <w:rFonts w:ascii="Arial" w:hAnsi="Arial" w:cs="Arial"/>
+          <w:sz w:val="24"/>
+          <w:szCs w:val="24"/>
+        </w:rPr>
+      </w:pPr>
+      <w:r>
+        <w:rPr>
+          <w:rFonts w:ascii="Arial" w:hAnsi="Arial" w:cs="Arial"/>
+          <w:sz w:val="24"/>
+          <w:szCs w:val="24"/>
+          <w:lang w:val="es-419"/>
+        </w:rPr>
+        <w:tab/>
+      </w:r>
+      <w:r>
+        <w:rPr>
+          <w:rFonts w:ascii="Arial" w:hAnsi="Arial" w:cs="Arial"/>
+          <w:sz w:val="24"/>
+          <w:szCs w:val="24"/>
+        </w:rPr>
+        <w:t>dec r</w:t>
+      </w:r>
+      <w:proofErr w:type="gramStart"/>
+      <w:r>
+        <w:rPr>
+          <w:rFonts w:ascii="Arial" w:hAnsi="Arial" w:cs="Arial"/>
+          <w:sz w:val="24"/>
+          <w:szCs w:val="24"/>
+        </w:rPr>
+        <w:t>22 ;x</w:t>
+      </w:r>
+      <w:proofErr w:type="gramEnd"/>
+      <w:r>
+        <w:rPr>
+          <w:rFonts w:ascii="Arial" w:hAnsi="Arial" w:cs="Arial"/>
+          <w:sz w:val="24"/>
+          <w:szCs w:val="24"/>
+        </w:rPr>
+        <w:t xml:space="preserve"> -&gt; 1x</w:t>
+      </w:r>
+    </w:p>
+    <w:p>
+      <w:pPr>
+        <w:rPr>
+          <w:rFonts w:ascii="Arial" w:hAnsi="Arial" w:cs="Arial"/>
+          <w:sz w:val="24"/>
+          <w:szCs w:val="24"/>
+        </w:rPr>
+      </w:pPr>
+      <w:r>
+        <w:rPr>
+          <w:rFonts w:ascii="Arial" w:hAnsi="Arial" w:cs="Arial"/>
+          <w:sz w:val="24"/>
+          <w:szCs w:val="24"/>
+        </w:rPr>
+        <w:tab/>
+      </w:r>
+      <w:proofErr w:type="spellStart"/>
+      <w:proofErr w:type="gramStart"/>
       <w:r>
         <w:rPr>
           <w:rFonts w:ascii="Arial" w:hAnsi="Arial" w:cs="Arial"/>
@@ -1345,95 +1803,40 @@
           <w:sz w:val="24"/>
           <w:szCs w:val="24"/>
         </w:rPr>
-        <w:t xml:space="preserve"> ; 1xy</w:t>
-      </w:r>
-    </w:p>
-    <w:p>
-      <w:pPr>
-        <w:rPr>
-          <w:rFonts w:ascii="Arial" w:hAnsi="Arial" w:cs="Arial"/>
-          <w:sz w:val="24"/>
-          <w:szCs w:val="24"/>
-        </w:rPr>
-      </w:pPr>
-      <w:r>
-        <w:rPr>
-          <w:rFonts w:ascii="Arial" w:hAnsi="Arial" w:cs="Arial"/>
-          <w:sz w:val="24"/>
-          <w:szCs w:val="24"/>
-        </w:rPr>
-        <w:tab/>
-      </w:r>
-      <w:proofErr w:type="spellStart"/>
-      <w:r>
-        <w:rPr>
-          <w:rFonts w:ascii="Arial" w:hAnsi="Arial" w:cs="Arial"/>
-          <w:sz w:val="24"/>
-          <w:szCs w:val="24"/>
-        </w:rPr>
-        <w:t>nop</w:t>
-      </w:r>
-      <w:proofErr w:type="spellEnd"/>
-      <w:r>
-        <w:rPr>
-          <w:rFonts w:ascii="Arial" w:hAnsi="Arial" w:cs="Arial"/>
-          <w:sz w:val="24"/>
-          <w:szCs w:val="24"/>
-        </w:rPr>
-        <w:t xml:space="preserve"> ;1xy</w:t>
-      </w:r>
-    </w:p>
-    <w:p>
-      <w:pPr>
-        <w:rPr>
-          <w:rFonts w:ascii="Arial" w:hAnsi="Arial" w:cs="Arial"/>
-          <w:sz w:val="24"/>
-          <w:szCs w:val="24"/>
-        </w:rPr>
-      </w:pPr>
-      <w:r>
-        <w:rPr>
-          <w:rFonts w:ascii="Arial" w:hAnsi="Arial" w:cs="Arial"/>
-          <w:sz w:val="24"/>
-          <w:szCs w:val="24"/>
-        </w:rPr>
-        <w:tab/>
-        <w:t>dec r20</w:t>
-      </w:r>
-      <w:r>
-        <w:rPr>
-          <w:rFonts w:ascii="Arial" w:hAnsi="Arial" w:cs="Arial"/>
-          <w:sz w:val="24"/>
-          <w:szCs w:val="24"/>
-        </w:rPr>
-        <w:tab/>
-        <w:t>;-&gt; 1xy</w:t>
-      </w:r>
-    </w:p>
-    <w:p>
-      <w:pPr>
-        <w:rPr>
-          <w:rFonts w:ascii="Arial" w:hAnsi="Arial" w:cs="Arial"/>
-          <w:sz w:val="24"/>
-          <w:szCs w:val="24"/>
-          <w:lang w:val="es-419"/>
-        </w:rPr>
-      </w:pPr>
-      <w:r>
-        <w:rPr>
-          <w:rFonts w:ascii="Arial" w:hAnsi="Arial" w:cs="Arial"/>
-          <w:sz w:val="24"/>
-          <w:szCs w:val="24"/>
-        </w:rPr>
-        <w:tab/>
-      </w:r>
-      <w:proofErr w:type="spellStart"/>
-      <w:r>
-        <w:rPr>
-          <w:rFonts w:ascii="Arial" w:hAnsi="Arial" w:cs="Arial"/>
-          <w:sz w:val="24"/>
-          <w:szCs w:val="24"/>
-          <w:lang w:val="es-419"/>
+        <w:t xml:space="preserve"> ;</w:t>
+      </w:r>
+      <w:proofErr w:type="gramEnd"/>
+      <w:r>
+        <w:rPr>
+          <w:rFonts w:ascii="Arial" w:hAnsi="Arial" w:cs="Arial"/>
+          <w:sz w:val="24"/>
+          <w:szCs w:val="24"/>
+        </w:rPr>
+        <w:t xml:space="preserve"> 1x</w:t>
+      </w:r>
+    </w:p>
+    <w:p>
+      <w:pPr>
+        <w:rPr>
+          <w:rFonts w:ascii="Arial" w:hAnsi="Arial" w:cs="Arial"/>
+          <w:sz w:val="24"/>
+          <w:szCs w:val="24"/>
+        </w:rPr>
+      </w:pPr>
+      <w:r>
+        <w:rPr>
+          <w:rFonts w:ascii="Arial" w:hAnsi="Arial" w:cs="Arial"/>
+          <w:sz w:val="24"/>
+          <w:szCs w:val="24"/>
+        </w:rPr>
+        <w:tab/>
+      </w:r>
+      <w:proofErr w:type="spellStart"/>
+      <w:r>
+        <w:rPr>
+          <w:rFonts w:ascii="Arial" w:hAnsi="Arial" w:cs="Arial"/>
+          <w:sz w:val="24"/>
+          <w:szCs w:val="24"/>
         </w:rPr>
         <w:t>brne</w:t>
       </w:r>
@@ -1443,143 +1846,6 @@
           <w:rFonts w:ascii="Arial" w:hAnsi="Arial" w:cs="Arial"/>
           <w:sz w:val="24"/>
           <w:szCs w:val="24"/>
-          <w:lang w:val="es-419"/>
-        </w:rPr>
-        <w:t xml:space="preserve"> nxt1 ; x(2y-1)</w:t>
-      </w:r>
-    </w:p>
-    <w:p>
-      <w:pPr>
-        <w:rPr>
-          <w:rFonts w:ascii="Arial" w:hAnsi="Arial" w:cs="Arial"/>
-          <w:sz w:val="24"/>
-          <w:szCs w:val="24"/>
-          <w:lang w:val="es-419"/>
-        </w:rPr>
-      </w:pPr>
-      <w:r>
-        <w:rPr>
-          <w:rFonts w:ascii="Arial" w:hAnsi="Arial" w:cs="Arial"/>
-          <w:sz w:val="24"/>
-          <w:szCs w:val="24"/>
-          <w:lang w:val="es-419"/>
-        </w:rPr>
-        <w:tab/>
-        <w:t>;---------------------</w:t>
-      </w:r>
-    </w:p>
-    <w:p>
-      <w:pPr>
-        <w:rPr>
-          <w:rFonts w:ascii="Arial" w:hAnsi="Arial" w:cs="Arial"/>
-          <w:sz w:val="24"/>
-          <w:szCs w:val="24"/>
-          <w:lang w:val="es-419"/>
-        </w:rPr>
-      </w:pPr>
-      <w:r>
-        <w:rPr>
-          <w:rFonts w:ascii="Arial" w:hAnsi="Arial" w:cs="Arial"/>
-          <w:sz w:val="24"/>
-          <w:szCs w:val="24"/>
-          <w:lang w:val="es-419"/>
-        </w:rPr>
-        <w:tab/>
-        <w:t>;4xy + x(2y-1)</w:t>
-      </w:r>
-    </w:p>
-    <w:p>
-      <w:pPr>
-        <w:rPr>
-          <w:rFonts w:ascii="Arial" w:hAnsi="Arial" w:cs="Arial"/>
-          <w:sz w:val="24"/>
-          <w:szCs w:val="24"/>
-        </w:rPr>
-      </w:pPr>
-      <w:r>
-        <w:rPr>
-          <w:rFonts w:ascii="Arial" w:hAnsi="Arial" w:cs="Arial"/>
-          <w:sz w:val="24"/>
-          <w:szCs w:val="24"/>
-          <w:lang w:val="es-419"/>
-        </w:rPr>
-        <w:tab/>
-      </w:r>
-      <w:r>
-        <w:rPr>
-          <w:rFonts w:ascii="Arial" w:hAnsi="Arial" w:cs="Arial"/>
-          <w:sz w:val="24"/>
-          <w:szCs w:val="24"/>
-        </w:rPr>
-        <w:t>dec r22 ;x -&gt; 1x</w:t>
-      </w:r>
-    </w:p>
-    <w:p>
-      <w:pPr>
-        <w:rPr>
-          <w:rFonts w:ascii="Arial" w:hAnsi="Arial" w:cs="Arial"/>
-          <w:sz w:val="24"/>
-          <w:szCs w:val="24"/>
-        </w:rPr>
-      </w:pPr>
-      <w:r>
-        <w:rPr>
-          <w:rFonts w:ascii="Arial" w:hAnsi="Arial" w:cs="Arial"/>
-          <w:sz w:val="24"/>
-          <w:szCs w:val="24"/>
-        </w:rPr>
-        <w:tab/>
-      </w:r>
-      <w:proofErr w:type="spellStart"/>
-      <w:r>
-        <w:rPr>
-          <w:rFonts w:ascii="Arial" w:hAnsi="Arial" w:cs="Arial"/>
-          <w:sz w:val="24"/>
-          <w:szCs w:val="24"/>
-        </w:rPr>
-        <w:t>nop</w:t>
-      </w:r>
-      <w:proofErr w:type="spellEnd"/>
-      <w:r>
-        <w:rPr>
-          <w:rFonts w:ascii="Arial" w:hAnsi="Arial" w:cs="Arial"/>
-          <w:sz w:val="24"/>
-          <w:szCs w:val="24"/>
-        </w:rPr>
-        <w:t xml:space="preserve"> ; 1x</w:t>
-      </w:r>
-    </w:p>
-    <w:p>
-      <w:pPr>
-        <w:rPr>
-          <w:rFonts w:ascii="Arial" w:hAnsi="Arial" w:cs="Arial"/>
-          <w:sz w:val="24"/>
-          <w:szCs w:val="24"/>
-        </w:rPr>
-      </w:pPr>
-      <w:r>
-        <w:rPr>
-          <w:rFonts w:ascii="Arial" w:hAnsi="Arial" w:cs="Arial"/>
-          <w:sz w:val="24"/>
-          <w:szCs w:val="24"/>
-        </w:rPr>
-        <w:tab/>
-      </w:r>
-      <w:proofErr w:type="spellStart"/>
-      <w:r>
-        <w:rPr>
-          <w:rFonts w:ascii="Arial" w:hAnsi="Arial" w:cs="Arial"/>
-          <w:sz w:val="24"/>
-          <w:szCs w:val="24"/>
-        </w:rPr>
-        <w:t>brne</w:t>
-      </w:r>
-      <w:proofErr w:type="spellEnd"/>
-      <w:r>
-        <w:rPr>
-          <w:rFonts w:ascii="Arial" w:hAnsi="Arial" w:cs="Arial"/>
-          <w:sz w:val="24"/>
-          <w:szCs w:val="24"/>
         </w:rPr>
         <w:t xml:space="preserve"> nxt0 ;-&gt; (2x-1)</w:t>
       </w:r>
@@ -1659,7 +1925,27 @@
           <w:lang w:val="es-419"/>
         </w:rPr>
         <w:tab/>
-        <w:t>;2x+(2x-1)+5</w:t>
+        <w:t>;2x+(2x-</w:t>
+      </w:r>
+      <w:proofErr w:type="gramStart"/>
+      <w:r>
+        <w:rPr>
+          <w:rFonts w:ascii="Arial" w:hAnsi="Arial" w:cs="Arial"/>
+          <w:sz w:val="24"/>
+          <w:szCs w:val="24"/>
+          <w:lang w:val="es-419"/>
+        </w:rPr>
+        <w:t>1)+</w:t>
+      </w:r>
+      <w:proofErr w:type="gramEnd"/>
+      <w:r>
+        <w:rPr>
+          <w:rFonts w:ascii="Arial" w:hAnsi="Arial" w:cs="Arial"/>
+          <w:sz w:val="24"/>
+          <w:szCs w:val="24"/>
+          <w:lang w:val="es-419"/>
+        </w:rPr>
+        <w:t>5</w:t>
       </w:r>
     </w:p>
     <w:p>
@@ -1710,6 +1996,16 @@
         </w:rPr>
         <w:t xml:space="preserve"> </w:t>
       </w:r>
+    </w:p>
+    <w:p>
+      <w:pPr>
+        <w:rPr>
+          <w:rFonts w:ascii="Arial" w:hAnsi="Arial" w:cs="Arial"/>
+          <w:sz w:val="24"/>
+          <w:szCs w:val="24"/>
+          <w:lang w:val="es-419"/>
+        </w:rPr>
+      </w:pPr>
     </w:p>
     <w:p>
       <w:pPr>
@@ -1856,7 +2152,27 @@
           <w:szCs w:val="24"/>
           <w:lang w:val="es-419"/>
         </w:rPr>
-        <w:t>4x + 3xy + 3xyz + 10 = 16000 -&gt; x(4+ 3y + 3yz)+ 10 = 16,000</w:t>
+        <w:t xml:space="preserve">4x + 3xy + 3xyz + 10 = 16000 -&gt; </w:t>
+      </w:r>
+      <w:proofErr w:type="gramStart"/>
+      <w:r>
+        <w:rPr>
+          <w:rFonts w:ascii="Arial" w:hAnsi="Arial" w:cs="Arial"/>
+          <w:sz w:val="24"/>
+          <w:szCs w:val="24"/>
+          <w:lang w:val="es-419"/>
+        </w:rPr>
+        <w:t>x(</w:t>
+      </w:r>
+      <w:proofErr w:type="gramEnd"/>
+      <w:r>
+        <w:rPr>
+          <w:rFonts w:ascii="Arial" w:hAnsi="Arial" w:cs="Arial"/>
+          <w:sz w:val="24"/>
+          <w:szCs w:val="24"/>
+          <w:lang w:val="es-419"/>
+        </w:rPr>
+        <w:t>4+ 3y + 3yz)+ 10 = 16,000</w:t>
       </w:r>
     </w:p>
     <w:p>
@@ -2071,7 +2387,27 @@
           <w:lang w:val="es-419"/>
         </w:rPr>
         <w:tab/>
-        <w:t xml:space="preserve">; esto porque (1x10^-3)*(16x10^6)  -&gt; 16,000 </w:t>
+        <w:t>; esto porque (1x10^-</w:t>
+      </w:r>
+      <w:proofErr w:type="gramStart"/>
+      <w:r>
+        <w:rPr>
+          <w:rFonts w:ascii="Arial" w:hAnsi="Arial" w:cs="Arial"/>
+          <w:sz w:val="24"/>
+          <w:szCs w:val="24"/>
+          <w:lang w:val="es-419"/>
+        </w:rPr>
+        <w:t>3)*</w:t>
+      </w:r>
+      <w:proofErr w:type="gramEnd"/>
+      <w:r>
+        <w:rPr>
+          <w:rFonts w:ascii="Arial" w:hAnsi="Arial" w:cs="Arial"/>
+          <w:sz w:val="24"/>
+          <w:szCs w:val="24"/>
+          <w:lang w:val="es-419"/>
+        </w:rPr>
+        <w:t xml:space="preserve">(16x10^6)  -&gt; 16,000 </w:t>
       </w:r>
     </w:p>
     <w:p>
@@ -2110,28 +2446,49 @@
           <w:szCs w:val="24"/>
           <w:lang w:val="es-419"/>
         </w:rPr>
-        <w:t xml:space="preserve"> r20, 15 ; 1</w:t>
-      </w:r>
-    </w:p>
-    <w:p>
-      <w:pPr>
-        <w:rPr>
-          <w:rFonts w:ascii="Arial" w:hAnsi="Arial" w:cs="Arial"/>
-          <w:sz w:val="24"/>
-          <w:szCs w:val="24"/>
-          <w:lang w:val="es-419"/>
-        </w:rPr>
-      </w:pPr>
-      <w:r>
-        <w:rPr>
-          <w:rFonts w:ascii="Arial" w:hAnsi="Arial" w:cs="Arial"/>
-          <w:sz w:val="24"/>
-          <w:szCs w:val="24"/>
-          <w:lang w:val="es-419"/>
-        </w:rPr>
-        <w:tab/>
-      </w:r>
-      <w:proofErr w:type="spellStart"/>
+        <w:t xml:space="preserve"> r20, </w:t>
+      </w:r>
+      <w:proofErr w:type="gramStart"/>
+      <w:r>
+        <w:rPr>
+          <w:rFonts w:ascii="Arial" w:hAnsi="Arial" w:cs="Arial"/>
+          <w:sz w:val="24"/>
+          <w:szCs w:val="24"/>
+          <w:lang w:val="es-419"/>
+        </w:rPr>
+        <w:t>15 ;</w:t>
+      </w:r>
+      <w:proofErr w:type="gramEnd"/>
+      <w:r>
+        <w:rPr>
+          <w:rFonts w:ascii="Arial" w:hAnsi="Arial" w:cs="Arial"/>
+          <w:sz w:val="24"/>
+          <w:szCs w:val="24"/>
+          <w:lang w:val="es-419"/>
+        </w:rPr>
+        <w:t xml:space="preserve"> 1</w:t>
+      </w:r>
+    </w:p>
+    <w:p>
+      <w:pPr>
+        <w:rPr>
+          <w:rFonts w:ascii="Arial" w:hAnsi="Arial" w:cs="Arial"/>
+          <w:sz w:val="24"/>
+          <w:szCs w:val="24"/>
+          <w:lang w:val="es-419"/>
+        </w:rPr>
+      </w:pPr>
+      <w:r>
+        <w:rPr>
+          <w:rFonts w:ascii="Arial" w:hAnsi="Arial" w:cs="Arial"/>
+          <w:sz w:val="24"/>
+          <w:szCs w:val="24"/>
+          <w:lang w:val="es-419"/>
+        </w:rPr>
+        <w:tab/>
+      </w:r>
+      <w:proofErr w:type="spellStart"/>
+      <w:proofErr w:type="gramStart"/>
       <w:r>
         <w:rPr>
           <w:rFonts w:ascii="Arial" w:hAnsi="Arial" w:cs="Arial"/>
@@ -2149,7 +2506,17 @@
           <w:szCs w:val="24"/>
           <w:lang w:val="es-419"/>
         </w:rPr>
-        <w:t xml:space="preserve"> ; 1</w:t>
+        <w:t xml:space="preserve"> ;</w:t>
+      </w:r>
+      <w:proofErr w:type="gramEnd"/>
+      <w:r>
+        <w:rPr>
+          <w:rFonts w:ascii="Arial" w:hAnsi="Arial" w:cs="Arial"/>
+          <w:sz w:val="24"/>
+          <w:szCs w:val="24"/>
+          <w:lang w:val="es-419"/>
+        </w:rPr>
+        <w:t xml:space="preserve"> 1</w:t>
       </w:r>
     </w:p>
     <w:p>
@@ -2244,7 +2611,25 @@
           <w:sz w:val="24"/>
           <w:szCs w:val="24"/>
         </w:rPr>
-        <w:t xml:space="preserve"> r21, 59 ; 1x </w:t>
+        <w:t xml:space="preserve"> r21, </w:t>
+      </w:r>
+      <w:proofErr w:type="gramStart"/>
+      <w:r>
+        <w:rPr>
+          <w:rFonts w:ascii="Arial" w:hAnsi="Arial" w:cs="Arial"/>
+          <w:sz w:val="24"/>
+          <w:szCs w:val="24"/>
+        </w:rPr>
+        <w:t>59 ;</w:t>
+      </w:r>
+      <w:proofErr w:type="gramEnd"/>
+      <w:r>
+        <w:rPr>
+          <w:rFonts w:ascii="Arial" w:hAnsi="Arial" w:cs="Arial"/>
+          <w:sz w:val="24"/>
+          <w:szCs w:val="24"/>
+        </w:rPr>
+        <w:t xml:space="preserve"> 1x </w:t>
       </w:r>
     </w:p>
     <w:p>
@@ -2314,32 +2699,30 @@
           <w:rFonts w:ascii="Arial" w:hAnsi="Arial" w:cs="Arial"/>
           <w:sz w:val="24"/>
           <w:szCs w:val="24"/>
-          <w:lang w:val="es-419"/>
-        </w:rPr>
-      </w:pPr>
-      <w:r>
-        <w:rPr>
-          <w:rFonts w:ascii="Arial" w:hAnsi="Arial" w:cs="Arial"/>
-          <w:sz w:val="24"/>
-          <w:szCs w:val="24"/>
-        </w:rPr>
-        <w:tab/>
-      </w:r>
-      <w:r>
-        <w:rPr>
-          <w:rFonts w:ascii="Arial" w:hAnsi="Arial" w:cs="Arial"/>
-          <w:sz w:val="24"/>
-          <w:szCs w:val="24"/>
-        </w:rPr>
-        <w:tab/>
-      </w:r>
-      <w:proofErr w:type="spellStart"/>
-      <w:r>
-        <w:rPr>
-          <w:rFonts w:ascii="Arial" w:hAnsi="Arial" w:cs="Arial"/>
-          <w:sz w:val="24"/>
-          <w:szCs w:val="24"/>
-          <w:lang w:val="es-419"/>
+        </w:rPr>
+      </w:pPr>
+      <w:r>
+        <w:rPr>
+          <w:rFonts w:ascii="Arial" w:hAnsi="Arial" w:cs="Arial"/>
+          <w:sz w:val="24"/>
+          <w:szCs w:val="24"/>
+        </w:rPr>
+        <w:tab/>
+      </w:r>
+      <w:r>
+        <w:rPr>
+          <w:rFonts w:ascii="Arial" w:hAnsi="Arial" w:cs="Arial"/>
+          <w:sz w:val="24"/>
+          <w:szCs w:val="24"/>
+        </w:rPr>
+        <w:tab/>
+      </w:r>
+      <w:proofErr w:type="spellStart"/>
+      <w:r>
+        <w:rPr>
+          <w:rFonts w:ascii="Arial" w:hAnsi="Arial" w:cs="Arial"/>
+          <w:sz w:val="24"/>
+          <w:szCs w:val="24"/>
         </w:rPr>
         <w:t>ldi</w:t>
       </w:r>
@@ -2349,44 +2732,57 @@
           <w:rFonts w:ascii="Arial" w:hAnsi="Arial" w:cs="Arial"/>
           <w:sz w:val="24"/>
           <w:szCs w:val="24"/>
-          <w:lang w:val="es-419"/>
-        </w:rPr>
-        <w:t xml:space="preserve"> r22, 5 ; 1x</w:t>
-      </w:r>
-    </w:p>
-    <w:p>
-      <w:pPr>
-        <w:rPr>
-          <w:rFonts w:ascii="Arial" w:hAnsi="Arial" w:cs="Arial"/>
-          <w:sz w:val="24"/>
-          <w:szCs w:val="24"/>
-          <w:lang w:val="es-419"/>
-        </w:rPr>
-      </w:pPr>
-      <w:r>
-        <w:rPr>
-          <w:rFonts w:ascii="Arial" w:hAnsi="Arial" w:cs="Arial"/>
-          <w:sz w:val="24"/>
-          <w:szCs w:val="24"/>
-          <w:lang w:val="es-419"/>
-        </w:rPr>
-        <w:tab/>
-      </w:r>
-      <w:r>
-        <w:rPr>
-          <w:rFonts w:ascii="Arial" w:hAnsi="Arial" w:cs="Arial"/>
-          <w:sz w:val="24"/>
-          <w:szCs w:val="24"/>
-          <w:lang w:val="es-419"/>
-        </w:rPr>
-        <w:tab/>
-      </w:r>
-      <w:r>
-        <w:rPr>
-          <w:rFonts w:ascii="Arial" w:hAnsi="Arial" w:cs="Arial"/>
-          <w:sz w:val="24"/>
-          <w:szCs w:val="24"/>
-          <w:lang w:val="es-419"/>
+        </w:rPr>
+        <w:t xml:space="preserve"> r22, </w:t>
+      </w:r>
+      <w:proofErr w:type="gramStart"/>
+      <w:r>
+        <w:rPr>
+          <w:rFonts w:ascii="Arial" w:hAnsi="Arial" w:cs="Arial"/>
+          <w:sz w:val="24"/>
+          <w:szCs w:val="24"/>
+        </w:rPr>
+        <w:t>5 ;</w:t>
+      </w:r>
+      <w:proofErr w:type="gramEnd"/>
+      <w:r>
+        <w:rPr>
+          <w:rFonts w:ascii="Arial" w:hAnsi="Arial" w:cs="Arial"/>
+          <w:sz w:val="24"/>
+          <w:szCs w:val="24"/>
+        </w:rPr>
+        <w:t xml:space="preserve"> 1x</w:t>
+      </w:r>
+    </w:p>
+    <w:p>
+      <w:pPr>
+        <w:rPr>
+          <w:rFonts w:ascii="Arial" w:hAnsi="Arial" w:cs="Arial"/>
+          <w:sz w:val="24"/>
+          <w:szCs w:val="24"/>
+        </w:rPr>
+      </w:pPr>
+      <w:r>
+        <w:rPr>
+          <w:rFonts w:ascii="Arial" w:hAnsi="Arial" w:cs="Arial"/>
+          <w:sz w:val="24"/>
+          <w:szCs w:val="24"/>
+        </w:rPr>
+        <w:tab/>
+      </w:r>
+      <w:r>
+        <w:rPr>
+          <w:rFonts w:ascii="Arial" w:hAnsi="Arial" w:cs="Arial"/>
+          <w:sz w:val="24"/>
+          <w:szCs w:val="24"/>
+        </w:rPr>
+        <w:tab/>
+      </w:r>
+      <w:r>
+        <w:rPr>
+          <w:rFonts w:ascii="Arial" w:hAnsi="Arial" w:cs="Arial"/>
+          <w:sz w:val="24"/>
+          <w:szCs w:val="24"/>
         </w:rPr>
         <w:tab/>
         <w:t xml:space="preserve">nxt2_mS: </w:t>
@@ -2406,27 +2802,32 @@
           <w:rFonts w:ascii="Arial" w:hAnsi="Arial" w:cs="Arial"/>
           <w:sz w:val="24"/>
           <w:szCs w:val="24"/>
-          <w:lang w:val="es-419"/>
-        </w:rPr>
-        <w:tab/>
-      </w:r>
-      <w:r>
-        <w:rPr>
-          <w:rFonts w:ascii="Arial" w:hAnsi="Arial" w:cs="Arial"/>
-          <w:sz w:val="24"/>
-          <w:szCs w:val="24"/>
-          <w:lang w:val="es-419"/>
-        </w:rPr>
-        <w:tab/>
-      </w:r>
-      <w:r>
-        <w:rPr>
-          <w:rFonts w:ascii="Arial" w:hAnsi="Arial" w:cs="Arial"/>
-          <w:sz w:val="24"/>
-          <w:szCs w:val="24"/>
-          <w:lang w:val="es-419"/>
-        </w:rPr>
-        <w:tab/>
+        </w:rPr>
+        <w:tab/>
+      </w:r>
+      <w:r>
+        <w:rPr>
+          <w:rFonts w:ascii="Arial" w:hAnsi="Arial" w:cs="Arial"/>
+          <w:sz w:val="24"/>
+          <w:szCs w:val="24"/>
+        </w:rPr>
+        <w:tab/>
+      </w:r>
+      <w:r>
+        <w:rPr>
+          <w:rFonts w:ascii="Arial" w:hAnsi="Arial" w:cs="Arial"/>
+          <w:sz w:val="24"/>
+          <w:szCs w:val="24"/>
+        </w:rPr>
+        <w:tab/>
+      </w:r>
+      <w:r>
+        <w:rPr>
+          <w:rFonts w:ascii="Arial" w:hAnsi="Arial" w:cs="Arial"/>
+          <w:sz w:val="24"/>
+          <w:szCs w:val="24"/>
+          <w:lang w:val="es-419"/>
+        </w:rPr>
         <w:t xml:space="preserve">; este en el ciclo </w:t>
       </w:r>
       <w:proofErr w:type="spellStart"/>
@@ -2524,7 +2925,27 @@
           <w:szCs w:val="24"/>
           <w:lang w:val="es-419"/>
         </w:rPr>
-        <w:t xml:space="preserve"> r22 ; 1xyz</w:t>
+        <w:t xml:space="preserve"> r</w:t>
+      </w:r>
+      <w:proofErr w:type="gramStart"/>
+      <w:r>
+        <w:rPr>
+          <w:rFonts w:ascii="Arial" w:hAnsi="Arial" w:cs="Arial"/>
+          <w:sz w:val="24"/>
+          <w:szCs w:val="24"/>
+          <w:lang w:val="es-419"/>
+        </w:rPr>
+        <w:t>22 ;</w:t>
+      </w:r>
+      <w:proofErr w:type="gramEnd"/>
+      <w:r>
+        <w:rPr>
+          <w:rFonts w:ascii="Arial" w:hAnsi="Arial" w:cs="Arial"/>
+          <w:sz w:val="24"/>
+          <w:szCs w:val="24"/>
+          <w:lang w:val="es-419"/>
+        </w:rPr>
+        <w:t xml:space="preserve"> 1xyz</w:t>
       </w:r>
     </w:p>
     <w:p>
@@ -2581,7 +3002,27 @@
           <w:szCs w:val="24"/>
           <w:lang w:val="es-419"/>
         </w:rPr>
-        <w:t xml:space="preserve"> nxt2_mS ; </w:t>
+        <w:t xml:space="preserve"> nxt2_</w:t>
+      </w:r>
+      <w:proofErr w:type="gramStart"/>
+      <w:r>
+        <w:rPr>
+          <w:rFonts w:ascii="Arial" w:hAnsi="Arial" w:cs="Arial"/>
+          <w:sz w:val="24"/>
+          <w:szCs w:val="24"/>
+          <w:lang w:val="es-419"/>
+        </w:rPr>
+        <w:t>mS ;</w:t>
+      </w:r>
+      <w:proofErr w:type="gramEnd"/>
+      <w:r>
+        <w:rPr>
+          <w:rFonts w:ascii="Arial" w:hAnsi="Arial" w:cs="Arial"/>
+          <w:sz w:val="24"/>
+          <w:szCs w:val="24"/>
+          <w:lang w:val="es-419"/>
+        </w:rPr>
+        <w:t xml:space="preserve"> </w:t>
       </w:r>
       <w:proofErr w:type="spellStart"/>
       <w:r>
@@ -2697,7 +3138,27 @@
           <w:szCs w:val="24"/>
           <w:lang w:val="es-419"/>
         </w:rPr>
-        <w:t xml:space="preserve"> nxt1_mS ; x(2y-1)</w:t>
+        <w:t xml:space="preserve"> nxt1_</w:t>
+      </w:r>
+      <w:proofErr w:type="gramStart"/>
+      <w:r>
+        <w:rPr>
+          <w:rFonts w:ascii="Arial" w:hAnsi="Arial" w:cs="Arial"/>
+          <w:sz w:val="24"/>
+          <w:szCs w:val="24"/>
+          <w:lang w:val="es-419"/>
+        </w:rPr>
+        <w:t>mS ;</w:t>
+      </w:r>
+      <w:proofErr w:type="gramEnd"/>
+      <w:r>
+        <w:rPr>
+          <w:rFonts w:ascii="Arial" w:hAnsi="Arial" w:cs="Arial"/>
+          <w:sz w:val="24"/>
+          <w:szCs w:val="24"/>
+          <w:lang w:val="es-419"/>
+        </w:rPr>
+        <w:t xml:space="preserve"> x(2y-1)</w:t>
       </w:r>
     </w:p>
     <w:p>
@@ -2734,7 +3195,25 @@
           <w:sz w:val="24"/>
           <w:szCs w:val="24"/>
         </w:rPr>
-        <w:t>dec r20 ; 1x</w:t>
+        <w:t>dec r</w:t>
+      </w:r>
+      <w:proofErr w:type="gramStart"/>
+      <w:r>
+        <w:rPr>
+          <w:rFonts w:ascii="Arial" w:hAnsi="Arial" w:cs="Arial"/>
+          <w:sz w:val="24"/>
+          <w:szCs w:val="24"/>
+        </w:rPr>
+        <w:t>20 ;</w:t>
+      </w:r>
+      <w:proofErr w:type="gramEnd"/>
+      <w:r>
+        <w:rPr>
+          <w:rFonts w:ascii="Arial" w:hAnsi="Arial" w:cs="Arial"/>
+          <w:sz w:val="24"/>
+          <w:szCs w:val="24"/>
+        </w:rPr>
+        <w:t xml:space="preserve"> 1x</w:t>
       </w:r>
     </w:p>
     <w:p>
@@ -2778,36 +3257,55 @@
           <w:sz w:val="24"/>
           <w:szCs w:val="24"/>
         </w:rPr>
-        <w:t>nxt_mS</w:t>
-      </w:r>
-      <w:proofErr w:type="spellEnd"/>
-      <w:r>
-        <w:rPr>
-          <w:rFonts w:ascii="Arial" w:hAnsi="Arial" w:cs="Arial"/>
-          <w:sz w:val="24"/>
-          <w:szCs w:val="24"/>
-        </w:rPr>
-        <w:t xml:space="preserve"> ; 2x-1</w:t>
-      </w:r>
-    </w:p>
-    <w:p>
-      <w:pPr>
-        <w:rPr>
-          <w:rFonts w:ascii="Arial" w:hAnsi="Arial" w:cs="Arial"/>
-          <w:sz w:val="24"/>
-          <w:szCs w:val="24"/>
-          <w:lang w:val="es-419"/>
-        </w:rPr>
-      </w:pPr>
-      <w:r>
-        <w:rPr>
-          <w:rFonts w:ascii="Arial" w:hAnsi="Arial" w:cs="Arial"/>
-          <w:sz w:val="24"/>
-          <w:szCs w:val="24"/>
-        </w:rPr>
-        <w:tab/>
-      </w:r>
-      <w:proofErr w:type="spellStart"/>
+        <w:t>nxt_</w:t>
+      </w:r>
+      <w:proofErr w:type="gramStart"/>
+      <w:r>
+        <w:rPr>
+          <w:rFonts w:ascii="Arial" w:hAnsi="Arial" w:cs="Arial"/>
+          <w:sz w:val="24"/>
+          <w:szCs w:val="24"/>
+        </w:rPr>
+        <w:t>mS</w:t>
+      </w:r>
+      <w:proofErr w:type="spellEnd"/>
+      <w:r>
+        <w:rPr>
+          <w:rFonts w:ascii="Arial" w:hAnsi="Arial" w:cs="Arial"/>
+          <w:sz w:val="24"/>
+          <w:szCs w:val="24"/>
+        </w:rPr>
+        <w:t xml:space="preserve"> ;</w:t>
+      </w:r>
+      <w:proofErr w:type="gramEnd"/>
+      <w:r>
+        <w:rPr>
+          <w:rFonts w:ascii="Arial" w:hAnsi="Arial" w:cs="Arial"/>
+          <w:sz w:val="24"/>
+          <w:szCs w:val="24"/>
+        </w:rPr>
+        <w:t xml:space="preserve"> 2x-1</w:t>
+      </w:r>
+    </w:p>
+    <w:p>
+      <w:pPr>
+        <w:rPr>
+          <w:rFonts w:ascii="Arial" w:hAnsi="Arial" w:cs="Arial"/>
+          <w:sz w:val="24"/>
+          <w:szCs w:val="24"/>
+          <w:lang w:val="es-419"/>
+        </w:rPr>
+      </w:pPr>
+      <w:r>
+        <w:rPr>
+          <w:rFonts w:ascii="Arial" w:hAnsi="Arial" w:cs="Arial"/>
+          <w:sz w:val="24"/>
+          <w:szCs w:val="24"/>
+        </w:rPr>
+        <w:tab/>
+      </w:r>
+      <w:proofErr w:type="spellStart"/>
+      <w:proofErr w:type="gramStart"/>
       <w:r>
         <w:rPr>
           <w:rFonts w:ascii="Arial" w:hAnsi="Arial" w:cs="Arial"/>
@@ -2825,7 +3323,17 @@
           <w:szCs w:val="24"/>
           <w:lang w:val="es-419"/>
         </w:rPr>
-        <w:t xml:space="preserve"> ; final del </w:t>
+        <w:t xml:space="preserve"> ;</w:t>
+      </w:r>
+      <w:proofErr w:type="gramEnd"/>
+      <w:r>
+        <w:rPr>
+          <w:rFonts w:ascii="Arial" w:hAnsi="Arial" w:cs="Arial"/>
+          <w:sz w:val="24"/>
+          <w:szCs w:val="24"/>
+          <w:lang w:val="es-419"/>
+        </w:rPr>
+        <w:t xml:space="preserve"> final del </w:t>
       </w:r>
       <w:proofErr w:type="spellStart"/>
       <w:r>
@@ -2990,8 +3498,38 @@
           <w:szCs w:val="24"/>
           <w:lang w:val="es-419"/>
         </w:rPr>
-        <w:t>6(241) = 5(241* 144) + x(241*144 *152 ) + 9 = 16,000,000</w:t>
-      </w:r>
+        <w:t xml:space="preserve">6(241) = 5(241* 144) + </w:t>
+      </w:r>
+      <w:proofErr w:type="gramStart"/>
+      <w:r>
+        <w:rPr>
+          <w:rFonts w:ascii="Arial" w:hAnsi="Arial" w:cs="Arial"/>
+          <w:sz w:val="24"/>
+          <w:szCs w:val="24"/>
+          <w:lang w:val="es-419"/>
+        </w:rPr>
+        <w:t>x(</w:t>
+      </w:r>
+      <w:proofErr w:type="gramEnd"/>
+      <w:r>
+        <w:rPr>
+          <w:rFonts w:ascii="Arial" w:hAnsi="Arial" w:cs="Arial"/>
+          <w:sz w:val="24"/>
+          <w:szCs w:val="24"/>
+          <w:lang w:val="es-419"/>
+        </w:rPr>
+        <w:t>241*144 *152 ) + 9 = 16,000,000</w:t>
+      </w:r>
+    </w:p>
+    <w:p>
+      <w:pPr>
+        <w:rPr>
+          <w:rFonts w:ascii="Arial" w:hAnsi="Arial" w:cs="Arial"/>
+          <w:sz w:val="24"/>
+          <w:szCs w:val="24"/>
+          <w:lang w:val="es-419"/>
+        </w:rPr>
+      </w:pPr>
     </w:p>
     <w:p>
       <w:pPr>
@@ -3018,13 +3556,15 @@
           <w:rFonts w:ascii="Arial" w:hAnsi="Arial" w:cs="Arial"/>
           <w:sz w:val="24"/>
           <w:szCs w:val="24"/>
-        </w:rPr>
-      </w:pPr>
-      <w:r>
-        <w:rPr>
-          <w:rFonts w:ascii="Arial" w:hAnsi="Arial" w:cs="Arial"/>
-          <w:sz w:val="24"/>
-          <w:szCs w:val="24"/>
+          <w:lang w:val="es-419"/>
+        </w:rPr>
+      </w:pPr>
+      <w:r>
+        <w:rPr>
+          <w:rFonts w:ascii="Arial" w:hAnsi="Arial" w:cs="Arial"/>
+          <w:sz w:val="24"/>
+          <w:szCs w:val="24"/>
+          <w:lang w:val="es-419"/>
         </w:rPr>
         <w:t>retardo_1S:</w:t>
       </w:r>
@@ -3035,22 +3575,24 @@
           <w:rFonts w:ascii="Arial" w:hAnsi="Arial" w:cs="Arial"/>
           <w:sz w:val="24"/>
           <w:szCs w:val="24"/>
-        </w:rPr>
-      </w:pPr>
-    </w:p>
-    <w:p>
-      <w:pPr>
-        <w:rPr>
-          <w:rFonts w:ascii="Arial" w:hAnsi="Arial" w:cs="Arial"/>
-          <w:sz w:val="24"/>
-          <w:szCs w:val="24"/>
-        </w:rPr>
-      </w:pPr>
-      <w:r>
-        <w:rPr>
-          <w:rFonts w:ascii="Arial" w:hAnsi="Arial" w:cs="Arial"/>
-          <w:sz w:val="24"/>
-          <w:szCs w:val="24"/>
+          <w:lang w:val="es-419"/>
+        </w:rPr>
+      </w:pPr>
+    </w:p>
+    <w:p>
+      <w:pPr>
+        <w:rPr>
+          <w:rFonts w:ascii="Arial" w:hAnsi="Arial" w:cs="Arial"/>
+          <w:sz w:val="24"/>
+          <w:szCs w:val="24"/>
+        </w:rPr>
+      </w:pPr>
+      <w:r>
+        <w:rPr>
+          <w:rFonts w:ascii="Arial" w:hAnsi="Arial" w:cs="Arial"/>
+          <w:sz w:val="24"/>
+          <w:szCs w:val="24"/>
+          <w:lang w:val="es-419"/>
         </w:rPr>
         <w:tab/>
       </w:r>
@@ -3180,16 +3722,26 @@
           <w:sz w:val="24"/>
           <w:szCs w:val="24"/>
         </w:rPr>
-        <w:t xml:space="preserve"> r21, 144;  </w:t>
-      </w:r>
-      <w:r>
-        <w:rPr>
-          <w:rFonts w:ascii="Arial" w:hAnsi="Arial" w:cs="Arial"/>
-          <w:sz w:val="24"/>
-          <w:szCs w:val="24"/>
-        </w:rPr>
-        <w:tab/>
-      </w:r>
+        <w:t xml:space="preserve"> r21, </w:t>
+      </w:r>
+      <w:proofErr w:type="gramStart"/>
+      <w:r>
+        <w:rPr>
+          <w:rFonts w:ascii="Arial" w:hAnsi="Arial" w:cs="Arial"/>
+          <w:sz w:val="24"/>
+          <w:szCs w:val="24"/>
+        </w:rPr>
+        <w:t xml:space="preserve">144;  </w:t>
+      </w:r>
+      <w:r>
+        <w:rPr>
+          <w:rFonts w:ascii="Arial" w:hAnsi="Arial" w:cs="Arial"/>
+          <w:sz w:val="24"/>
+          <w:szCs w:val="24"/>
+        </w:rPr>
+        <w:tab/>
+      </w:r>
+      <w:proofErr w:type="gramEnd"/>
       <w:r>
         <w:rPr>
           <w:rFonts w:ascii="Arial" w:hAnsi="Arial" w:cs="Arial"/>
@@ -3507,7 +4059,25 @@
           <w:szCs w:val="24"/>
         </w:rPr>
         <w:tab/>
-        <w:t xml:space="preserve">nxt2_S:ldi r22, 152 ; </w:t>
+        <w:t>nxt2_</w:t>
+      </w:r>
+      <w:proofErr w:type="gramStart"/>
+      <w:r>
+        <w:rPr>
+          <w:rFonts w:ascii="Arial" w:hAnsi="Arial" w:cs="Arial"/>
+          <w:sz w:val="24"/>
+          <w:szCs w:val="24"/>
+        </w:rPr>
+        <w:t>S:ldi</w:t>
+      </w:r>
+      <w:proofErr w:type="gramEnd"/>
+      <w:r>
+        <w:rPr>
+          <w:rFonts w:ascii="Arial" w:hAnsi="Arial" w:cs="Arial"/>
+          <w:sz w:val="24"/>
+          <w:szCs w:val="24"/>
+        </w:rPr>
+        <w:t xml:space="preserve"> r22, 152 ; </w:t>
       </w:r>
       <w:r>
         <w:rPr>
@@ -3772,7 +4342,25 @@
           <w:szCs w:val="24"/>
         </w:rPr>
         <w:tab/>
-        <w:t xml:space="preserve">nxt3_S:dec r22; </w:t>
+        <w:t>nxt3_</w:t>
+      </w:r>
+      <w:proofErr w:type="gramStart"/>
+      <w:r>
+        <w:rPr>
+          <w:rFonts w:ascii="Arial" w:hAnsi="Arial" w:cs="Arial"/>
+          <w:sz w:val="24"/>
+          <w:szCs w:val="24"/>
+        </w:rPr>
+        <w:t>S:dec</w:t>
+      </w:r>
+      <w:proofErr w:type="gramEnd"/>
+      <w:r>
+        <w:rPr>
+          <w:rFonts w:ascii="Arial" w:hAnsi="Arial" w:cs="Arial"/>
+          <w:sz w:val="24"/>
+          <w:szCs w:val="24"/>
+        </w:rPr>
+        <w:t xml:space="preserve"> r22; </w:t>
       </w:r>
       <w:r>
         <w:rPr>
@@ -4247,7 +4835,6 @@
           <w:sz w:val="24"/>
           <w:szCs w:val="24"/>
         </w:rPr>
-        <w:lastRenderedPageBreak/>
         <w:tab/>
       </w:r>
       <w:proofErr w:type="spellStart"/>
@@ -4362,6 +4949,7 @@
       <w:r>
         <w:rPr>
           <w:rFonts w:ascii="Arial" w:hAnsi="Arial" w:cs="Arial"/>
+          <w:noProof/>
           <w:sz w:val="24"/>
           <w:szCs w:val="24"/>
           <w:lang w:val="es-419"/>
@@ -4434,6 +5022,7 @@
       <w:r>
         <w:rPr>
           <w:rFonts w:ascii="Arial" w:hAnsi="Arial" w:cs="Arial"/>
+          <w:noProof/>
           <w:sz w:val="24"/>
           <w:szCs w:val="24"/>
           <w:lang w:val="es-419"/>
@@ -4521,7 +5110,6 @@
           <w:szCs w:val="24"/>
           <w:lang w:val="es-419"/>
         </w:rPr>
-        <w:lastRenderedPageBreak/>
         <w:t xml:space="preserve">Implementación 1mS: </w:t>
       </w:r>
     </w:p>
@@ -4556,6 +5144,7 @@
       <w:r>
         <w:rPr>
           <w:rFonts w:ascii="Arial" w:hAnsi="Arial" w:cs="Arial"/>
+          <w:noProof/>
           <w:sz w:val="24"/>
           <w:szCs w:val="24"/>
           <w:lang w:val="es-419"/>
@@ -4659,6 +5248,7 @@
       <w:r>
         <w:rPr>
           <w:rFonts w:ascii="Arial" w:hAnsi="Arial" w:cs="Arial"/>
+          <w:noProof/>
           <w:sz w:val="24"/>
           <w:szCs w:val="24"/>
           <w:lang w:val="es-419"/>
@@ -4817,7 +5407,6 @@
           <w:szCs w:val="24"/>
           <w:lang w:val="es-419"/>
         </w:rPr>
-        <w:lastRenderedPageBreak/>
         <w:t>Delay</w:t>
       </w:r>
       <w:proofErr w:type="spellEnd"/>
@@ -4864,6 +5453,7 @@
       <w:r>
         <w:rPr>
           <w:rFonts w:ascii="Arial" w:hAnsi="Arial" w:cs="Arial"/>
+          <w:noProof/>
           <w:sz w:val="24"/>
           <w:szCs w:val="24"/>
           <w:lang w:val="es-419"/>
@@ -4936,6 +5526,7 @@
       <w:r>
         <w:rPr>
           <w:rFonts w:ascii="Arial" w:hAnsi="Arial" w:cs="Arial"/>
+          <w:noProof/>
           <w:sz w:val="24"/>
           <w:szCs w:val="24"/>
           <w:lang w:val="es-419"/>
@@ -5063,7 +5654,6 @@
           <w:szCs w:val="24"/>
           <w:lang w:val="es-419"/>
         </w:rPr>
-        <w:lastRenderedPageBreak/>
         <w:t xml:space="preserve">Generador del </w:t>
       </w:r>
       <w:r>
@@ -5165,6 +5755,7 @@
       <w:r>
         <w:rPr>
           <w:rFonts w:ascii="Arial" w:hAnsi="Arial" w:cs="Arial"/>
+          <w:noProof/>
           <w:sz w:val="24"/>
           <w:szCs w:val="24"/>
           <w:lang w:val="es-419"/>
@@ -5347,7 +5938,27 @@
           <w:szCs w:val="24"/>
           <w:lang w:val="es-419"/>
         </w:rPr>
-        <w:t xml:space="preserve">Para implementarlo en ASM para un numero de 8 bits debemos establecer los siguiente parámetros </w:t>
+        <w:t xml:space="preserve">Para implementarlo en ASM para un numero de 8 bits debemos establecer los </w:t>
+      </w:r>
+      <w:proofErr w:type="gramStart"/>
+      <w:r>
+        <w:rPr>
+          <w:rFonts w:ascii="Arial" w:hAnsi="Arial" w:cs="Arial"/>
+          <w:sz w:val="24"/>
+          <w:szCs w:val="24"/>
+          <w:lang w:val="es-419"/>
+        </w:rPr>
+        <w:t>siguiente parámetros</w:t>
+      </w:r>
+      <w:proofErr w:type="gramEnd"/>
+      <w:r>
+        <w:rPr>
+          <w:rFonts w:ascii="Arial" w:hAnsi="Arial" w:cs="Arial"/>
+          <w:sz w:val="24"/>
+          <w:szCs w:val="24"/>
+          <w:lang w:val="es-419"/>
+        </w:rPr>
+        <w:t xml:space="preserve"> </w:t>
       </w:r>
     </w:p>
     <w:p>
@@ -5566,6 +6177,7 @@
       <w:r>
         <w:rPr>
           <w:rFonts w:ascii="Arial" w:hAnsi="Arial" w:cs="Arial"/>
+          <w:noProof/>
           <w:sz w:val="24"/>
           <w:szCs w:val="24"/>
           <w:lang w:val="es-419"/>
@@ -5633,7 +6245,6 @@
           <w:szCs w:val="24"/>
           <w:lang w:val="es-419"/>
         </w:rPr>
-        <w:lastRenderedPageBreak/>
         <w:t xml:space="preserve">Ejemplo: </w:t>
       </w:r>
     </w:p>
@@ -5668,6 +6279,7 @@
       <w:r>
         <w:rPr>
           <w:rFonts w:ascii="Arial" w:hAnsi="Arial" w:cs="Arial"/>
+          <w:noProof/>
           <w:sz w:val="24"/>
           <w:szCs w:val="24"/>
           <w:lang w:val="es-419"/>
@@ -5750,6 +6362,7 @@
       <w:r>
         <w:rPr>
           <w:rFonts w:ascii="Arial" w:hAnsi="Arial" w:cs="Arial"/>
+          <w:noProof/>
           <w:sz w:val="24"/>
           <w:szCs w:val="24"/>
           <w:lang w:val="es-419"/>
@@ -5887,7 +6500,6 @@
           <w:szCs w:val="24"/>
           <w:lang w:val="es-419"/>
         </w:rPr>
-        <w:lastRenderedPageBreak/>
         <w:t>Se carga el 165(0XA5) a R17 que es nuestro multiplicador</w:t>
       </w:r>
     </w:p>
@@ -5903,6 +6515,7 @@
       <w:r>
         <w:rPr>
           <w:rFonts w:ascii="Arial" w:hAnsi="Arial" w:cs="Arial"/>
+          <w:noProof/>
           <w:sz w:val="24"/>
           <w:szCs w:val="24"/>
           <w:lang w:val="es-419"/>
@@ -5965,6 +6578,7 @@
       <w:r>
         <w:rPr>
           <w:rFonts w:ascii="Arial" w:hAnsi="Arial" w:cs="Arial"/>
+          <w:noProof/>
           <w:sz w:val="24"/>
           <w:szCs w:val="24"/>
           <w:lang w:val="es-419"/>
@@ -6112,7 +6726,6 @@
           <w:szCs w:val="24"/>
           <w:lang w:val="es-419"/>
         </w:rPr>
-        <w:lastRenderedPageBreak/>
         <w:t xml:space="preserve">Le sumamos el incremento a R0 que seria la parte baja de la multiplicación: </w:t>
       </w:r>
     </w:p>
@@ -6128,6 +6741,7 @@
       <w:r>
         <w:rPr>
           <w:rFonts w:ascii="Arial" w:hAnsi="Arial" w:cs="Arial"/>
+          <w:noProof/>
           <w:sz w:val="24"/>
           <w:szCs w:val="24"/>
           <w:lang w:val="es-419"/>
@@ -6218,6 +6832,7 @@
       <w:r>
         <w:rPr>
           <w:rFonts w:ascii="Arial" w:hAnsi="Arial" w:cs="Arial"/>
+          <w:noProof/>
           <w:sz w:val="24"/>
           <w:szCs w:val="24"/>
           <w:lang w:val="es-419"/>
@@ -6257,6 +6872,240 @@
             </a:graphic>
           </wp:inline>
         </w:drawing>
+      </w:r>
+    </w:p>
+    <w:p>
+      <w:pPr>
+        <w:rPr>
+          <w:rFonts w:ascii="Arial" w:hAnsi="Arial" w:cs="Arial"/>
+          <w:sz w:val="24"/>
+          <w:szCs w:val="24"/>
+          <w:lang w:val="es-419"/>
+        </w:rPr>
+      </w:pPr>
+    </w:p>
+    <w:p>
+      <w:pPr>
+        <w:rPr>
+          <w:rFonts w:ascii="Arial" w:hAnsi="Arial" w:cs="Arial"/>
+          <w:sz w:val="24"/>
+          <w:szCs w:val="24"/>
+          <w:lang w:val="es-419"/>
+        </w:rPr>
+      </w:pPr>
+    </w:p>
+    <w:p>
+      <w:pPr>
+        <w:rPr>
+          <w:rFonts w:ascii="Arial" w:hAnsi="Arial" w:cs="Arial"/>
+          <w:sz w:val="24"/>
+          <w:szCs w:val="24"/>
+          <w:lang w:val="es-419"/>
+        </w:rPr>
+      </w:pPr>
+    </w:p>
+    <w:p>
+      <w:pPr>
+        <w:rPr>
+          <w:rFonts w:ascii="Arial" w:hAnsi="Arial" w:cs="Arial"/>
+          <w:sz w:val="24"/>
+          <w:szCs w:val="24"/>
+          <w:lang w:val="es-419"/>
+        </w:rPr>
+      </w:pPr>
+    </w:p>
+    <w:p>
+      <w:pPr>
+        <w:rPr>
+          <w:rFonts w:ascii="Arial" w:hAnsi="Arial" w:cs="Arial"/>
+          <w:sz w:val="24"/>
+          <w:szCs w:val="24"/>
+          <w:lang w:val="es-419"/>
+        </w:rPr>
+      </w:pPr>
+    </w:p>
+    <w:p>
+      <w:pPr>
+        <w:rPr>
+          <w:rFonts w:ascii="Arial" w:hAnsi="Arial" w:cs="Arial"/>
+          <w:sz w:val="24"/>
+          <w:szCs w:val="24"/>
+          <w:lang w:val="es-419"/>
+        </w:rPr>
+      </w:pPr>
+      <w:r>
+        <w:rPr>
+          <w:rFonts w:ascii="Arial" w:hAnsi="Arial" w:cs="Arial"/>
+          <w:sz w:val="24"/>
+          <w:szCs w:val="24"/>
+          <w:lang w:val="es-419"/>
+        </w:rPr>
+        <w:lastRenderedPageBreak/>
+        <w:t xml:space="preserve">Conclusiones: </w:t>
+      </w:r>
+    </w:p>
+    <w:p>
+      <w:pPr>
+        <w:rPr>
+          <w:rFonts w:ascii="Arial" w:hAnsi="Arial" w:cs="Arial"/>
+          <w:sz w:val="24"/>
+          <w:szCs w:val="24"/>
+          <w:lang w:val="es-419"/>
+        </w:rPr>
+      </w:pPr>
+      <w:r>
+        <w:rPr>
+          <w:rFonts w:ascii="Arial" w:hAnsi="Arial" w:cs="Arial"/>
+          <w:sz w:val="24"/>
+          <w:szCs w:val="24"/>
+          <w:lang w:val="es-419"/>
+        </w:rPr>
+        <w:t xml:space="preserve">En la practica pudimos poner en practica los retardos por software, todo lo que conlleva el realizar uno de cierta cantidad de tiempo, lo cual es un ciclo que lo que hace es quemar tiempo. </w:t>
+      </w:r>
+      <w:proofErr w:type="spellStart"/>
+      <w:r>
+        <w:rPr>
+          <w:rFonts w:ascii="Arial" w:hAnsi="Arial" w:cs="Arial"/>
+          <w:sz w:val="24"/>
+          <w:szCs w:val="24"/>
+          <w:lang w:val="es-419"/>
+        </w:rPr>
+        <w:t>Ticks</w:t>
+      </w:r>
+      <w:proofErr w:type="spellEnd"/>
+      <w:r>
+        <w:rPr>
+          <w:rFonts w:ascii="Arial" w:hAnsi="Arial" w:cs="Arial"/>
+          <w:sz w:val="24"/>
+          <w:szCs w:val="24"/>
+          <w:lang w:val="es-419"/>
+        </w:rPr>
+        <w:t xml:space="preserve">, para cumplir con su objetivo, </w:t>
+      </w:r>
+      <w:proofErr w:type="spellStart"/>
+      <w:r>
+        <w:rPr>
+          <w:rFonts w:ascii="Arial" w:hAnsi="Arial" w:cs="Arial"/>
+          <w:sz w:val="24"/>
+          <w:szCs w:val="24"/>
+          <w:lang w:val="es-419"/>
+        </w:rPr>
+        <w:t>asi</w:t>
+      </w:r>
+      <w:proofErr w:type="spellEnd"/>
+      <w:r>
+        <w:rPr>
+          <w:rFonts w:ascii="Arial" w:hAnsi="Arial" w:cs="Arial"/>
+          <w:sz w:val="24"/>
+          <w:szCs w:val="24"/>
+          <w:lang w:val="es-419"/>
+        </w:rPr>
+        <w:t xml:space="preserve"> como poder crear una subrutina que crea un pseudo </w:t>
+      </w:r>
+      <w:proofErr w:type="spellStart"/>
+      <w:r>
+        <w:rPr>
+          <w:rFonts w:ascii="Arial" w:hAnsi="Arial" w:cs="Arial"/>
+          <w:sz w:val="24"/>
+          <w:szCs w:val="24"/>
+          <w:lang w:val="es-419"/>
+        </w:rPr>
+        <w:t>numero</w:t>
+      </w:r>
+      <w:proofErr w:type="spellEnd"/>
+      <w:r>
+        <w:rPr>
+          <w:rFonts w:ascii="Arial" w:hAnsi="Arial" w:cs="Arial"/>
+          <w:sz w:val="24"/>
+          <w:szCs w:val="24"/>
+          <w:lang w:val="es-419"/>
+        </w:rPr>
+        <w:t xml:space="preserve"> </w:t>
+      </w:r>
+      <w:proofErr w:type="spellStart"/>
+      <w:r>
+        <w:rPr>
+          <w:rFonts w:ascii="Arial" w:hAnsi="Arial" w:cs="Arial"/>
+          <w:sz w:val="24"/>
+          <w:szCs w:val="24"/>
+          <w:lang w:val="es-419"/>
+        </w:rPr>
+        <w:t>aletatorio</w:t>
+      </w:r>
+      <w:proofErr w:type="spellEnd"/>
+      <w:r>
+        <w:rPr>
+          <w:rFonts w:ascii="Arial" w:hAnsi="Arial" w:cs="Arial"/>
+          <w:sz w:val="24"/>
+          <w:szCs w:val="24"/>
+          <w:lang w:val="es-419"/>
+        </w:rPr>
+        <w:t xml:space="preserve">, hay muchas formas de hacerlo, en mi caso use la formula el cual lleva el nombre de </w:t>
+      </w:r>
+      <w:r>
+        <w:rPr>
+          <w:rFonts w:ascii="Arial" w:hAnsi="Arial" w:cs="Arial"/>
+          <w:sz w:val="24"/>
+          <w:szCs w:val="24"/>
+          <w:lang w:val="es-419"/>
+        </w:rPr>
+        <w:t xml:space="preserve">generación </w:t>
+      </w:r>
+      <w:proofErr w:type="spellStart"/>
+      <w:r>
+        <w:rPr>
+          <w:rFonts w:ascii="Arial" w:hAnsi="Arial" w:cs="Arial"/>
+          <w:sz w:val="24"/>
+          <w:szCs w:val="24"/>
+          <w:lang w:val="es-419"/>
+        </w:rPr>
+        <w:t>congrencial</w:t>
+      </w:r>
+      <w:proofErr w:type="spellEnd"/>
+      <w:r>
+        <w:rPr>
+          <w:rFonts w:ascii="Arial" w:hAnsi="Arial" w:cs="Arial"/>
+          <w:sz w:val="24"/>
+          <w:szCs w:val="24"/>
+          <w:lang w:val="es-419"/>
+        </w:rPr>
+        <w:t xml:space="preserve"> lineal simple</w:t>
+      </w:r>
+      <w:r>
+        <w:rPr>
+          <w:rFonts w:ascii="Arial" w:hAnsi="Arial" w:cs="Arial"/>
+          <w:sz w:val="24"/>
+          <w:szCs w:val="24"/>
+          <w:lang w:val="es-419"/>
+        </w:rPr>
+        <w:t xml:space="preserve">, </w:t>
+      </w:r>
+      <w:r>
+        <w:rPr>
+          <w:rFonts w:ascii="Arial" w:hAnsi="Arial" w:cs="Arial"/>
+          <w:sz w:val="24"/>
+          <w:szCs w:val="24"/>
+          <w:lang w:val="es-419"/>
+        </w:rPr>
+        <w:t xml:space="preserve">usando como semilla el registro del timer0. </w:t>
+      </w:r>
+      <w:r>
+        <w:rPr>
+          <w:rFonts w:ascii="Arial" w:hAnsi="Arial" w:cs="Arial"/>
+          <w:sz w:val="24"/>
+          <w:szCs w:val="24"/>
+          <w:lang w:val="es-419"/>
+        </w:rPr>
+        <w:t xml:space="preserve">Este fue el que mas se me complico dado que </w:t>
+      </w:r>
+      <w:r>
+        <w:rPr>
+          <w:rFonts w:ascii="Arial" w:hAnsi="Arial" w:cs="Arial"/>
+          <w:sz w:val="24"/>
+          <w:szCs w:val="24"/>
+          <w:lang w:val="es-419"/>
+        </w:rPr>
+        <w:t xml:space="preserve">no sabia como representar la formula en ASM. </w:t>
       </w:r>
     </w:p>
     <w:p>
